--- a/dokumenty/kontrolní otázky.docx
+++ b/dokumenty/kontrolní otázky.docx
@@ -429,6 +429,79 @@
       </w:pPr>
       <w:r>
         <w:t>Co jsou objektové kompozice a k čemu jsou dobré?</w:t>
+      </w:r>
+    </w:p>
+    <w:p>
+      <w:pPr>
+        <w:pStyle w:val="Odstavecseseznamem"/>
+        <w:numPr>
+          <w:ilvl w:val="0"/>
+          <w:numId w:val="2"/>
+        </w:numPr>
+      </w:pPr>
+      <w:r>
+        <w:t xml:space="preserve">Jaký je rozdíl mezi funkční a objektovou dekompozicí programu? </w:t>
+      </w:r>
+    </w:p>
+    <w:p>
+      <w:pPr>
+        <w:pStyle w:val="Odstavecseseznamem"/>
+        <w:numPr>
+          <w:ilvl w:val="0"/>
+          <w:numId w:val="2"/>
+        </w:numPr>
+      </w:pPr>
+      <w:r>
+        <w:lastRenderedPageBreak/>
+        <w:t xml:space="preserve">Proč preferujeme objektovou dekompozici a jaké jsou hlavní problémy funkční dekompozice? </w:t>
+      </w:r>
+    </w:p>
+    <w:p>
+      <w:pPr>
+        <w:pStyle w:val="Odstavecseseznamem"/>
+        <w:numPr>
+          <w:ilvl w:val="0"/>
+          <w:numId w:val="2"/>
+        </w:numPr>
+      </w:pPr>
+      <w:r>
+        <w:t xml:space="preserve">Za jakých podmínek můžeme považovat třídu za objekt a jak to implementovat v C++? </w:t>
+      </w:r>
+    </w:p>
+    <w:p>
+      <w:pPr>
+        <w:pStyle w:val="Odstavecseseznamem"/>
+        <w:numPr>
+          <w:ilvl w:val="0"/>
+          <w:numId w:val="2"/>
+        </w:numPr>
+      </w:pPr>
+      <w:r>
+        <w:t xml:space="preserve">Vysvětlete rozdíl mezi členskými položkami třídy a instance a popište jejich dostupnost. </w:t>
+      </w:r>
+    </w:p>
+    <w:p>
+      <w:pPr>
+        <w:pStyle w:val="Odstavecseseznamem"/>
+        <w:numPr>
+          <w:ilvl w:val="0"/>
+          <w:numId w:val="2"/>
+        </w:numPr>
+      </w:pPr>
+      <w:r>
+        <w:t xml:space="preserve">Jak můžeme v C++ důsledně odlišovat práci s členskými položkami tříd a instancí? </w:t>
+      </w:r>
+    </w:p>
+    <w:p>
+      <w:pPr>
+        <w:pStyle w:val="Odstavecseseznamem"/>
+        <w:numPr>
+          <w:ilvl w:val="0"/>
+          <w:numId w:val="2"/>
+        </w:numPr>
+      </w:pPr>
+      <w:r>
+        <w:t>Potřebuje třída v roli objektu konstruktor resp. destruktor a proč?</w:t>
       </w:r>
     </w:p>
     <w:sectPr>

--- a/dokumenty/kontrolní otázky.docx
+++ b/dokumenty/kontrolní otázky.docx
@@ -3,507 +3,2762 @@
 <w:document xmlns:wpc="http://schemas.microsoft.com/office/word/2010/wordprocessingCanvas" xmlns:cx="http://schemas.microsoft.com/office/drawing/2014/chartex" xmlns:cx1="http://schemas.microsoft.com/office/drawing/2015/9/8/chartex" xmlns:cx2="http://schemas.microsoft.com/office/drawing/2015/10/21/chartex" xmlns:cx3="http://schemas.microsoft.com/office/drawing/2016/5/9/chartex" xmlns:cx4="http://schemas.microsoft.com/office/drawing/2016/5/10/chartex" xmlns:cx5="http://schemas.microsoft.com/office/drawing/2016/5/11/chartex" xmlns:cx6="http://schemas.microsoft.com/office/drawing/2016/5/12/chartex" xmlns:cx7="http://schemas.microsoft.com/office/drawing/2016/5/13/chartex" xmlns:cx8="http://schemas.microsoft.com/office/drawing/2016/5/14/chartex" xmlns:mc="http://schemas.openxmlformats.org/markup-compatibility/2006" xmlns:aink="http://schemas.microsoft.com/office/drawing/2016/ink" xmlns:am3d="http://schemas.microsoft.com/office/drawing/2017/model3d" xmlns:o="urn:schemas-microsoft-com:office:office" xmlns:oel="http://schemas.microsoft.com/office/2019/extlst" xmlns:r="http://schemas.openxmlformats.org/officeDocument/2006/relationships" xmlns:m="http://schemas.openxmlformats.org/officeDocument/2006/math" xmlns:v="urn:schemas-microsoft-com:vml" xmlns:wp14="http://schemas.microsoft.com/office/word/2010/wordprocessingDrawing" xmlns:wp="http://schemas.openxmlformats.org/drawingml/2006/wordprocessingDrawing" xmlns:w10="urn:schemas-microsoft-com:office:word" xmlns:w="http://schemas.openxmlformats.org/wordprocessingml/2006/main" xmlns:w14="http://schemas.microsoft.com/office/word/2010/wordml" xmlns:w15="http://schemas.microsoft.com/office/word/2012/wordml" xmlns:w16cex="http://schemas.microsoft.com/office/word/2018/wordml/cex" xmlns:w16cid="http://schemas.microsoft.com/office/word/2016/wordml/cid" xmlns:w16="http://schemas.microsoft.com/office/word/2018/wordml" xmlns:w16du="http://schemas.microsoft.com/office/word/2023/wordml/word16du" xmlns:w16sdtdh="http://schemas.microsoft.com/office/word/2020/wordml/sdtdatahash" xmlns:w16sdtfl="http://schemas.microsoft.com/office/word/2024/wordml/sdtformatlock" xmlns:w16se="http://schemas.microsoft.com/office/word/2015/wordml/symex" xmlns:wpg="http://schemas.microsoft.com/office/word/2010/wordprocessingGroup" xmlns:wpi="http://schemas.microsoft.com/office/word/2010/wordprocessingInk" xmlns:wne="http://schemas.microsoft.com/office/word/2006/wordml" xmlns:wps="http://schemas.microsoft.com/office/word/2010/wordprocessingShape" mc:Ignorable="w14 w15 w16se w16cid w16 w16cex w16sdtdh w16sdtfl w16du wp14">
   <w:body>
     <w:p>
-      <w:pPr>
-        <w:pStyle w:val="Odstavecseseznamem"/>
-        <w:numPr>
-          <w:ilvl w:val="0"/>
-          <w:numId w:val="2"/>
-        </w:numPr>
-      </w:pPr>
-      <w:r>
-        <w:t>Co je hlavním motivem pro vývoj programovacího paradigmatu od imperativního k objektovému?</w:t>
-      </w:r>
-    </w:p>
-    <w:p>
-      <w:pPr>
-        <w:pStyle w:val="Odstavecseseznamem"/>
-        <w:numPr>
-          <w:ilvl w:val="1"/>
-          <w:numId w:val="2"/>
-        </w:numPr>
-      </w:pPr>
-      <w:r>
-        <w:t>zvládnout rostoucí složitost programů</w:t>
-      </w:r>
-    </w:p>
-    <w:p>
-      <w:pPr>
-        <w:pStyle w:val="Odstavecseseznamem"/>
-        <w:numPr>
-          <w:ilvl w:val="0"/>
-          <w:numId w:val="2"/>
-        </w:numPr>
-      </w:pPr>
-      <w:r>
-        <w:t>Co je imperativní programování?</w:t>
-      </w:r>
-    </w:p>
-    <w:p>
-      <w:pPr>
-        <w:pStyle w:val="Odstavecseseznamem"/>
-        <w:numPr>
-          <w:ilvl w:val="1"/>
-          <w:numId w:val="2"/>
-        </w:numPr>
-      </w:pPr>
-    </w:p>
-    <w:p>
-      <w:pPr>
-        <w:pStyle w:val="Odstavecseseznamem"/>
-        <w:numPr>
-          <w:ilvl w:val="0"/>
-          <w:numId w:val="2"/>
-        </w:numPr>
-      </w:pPr>
-      <w:r>
-        <w:t xml:space="preserve">Co je modulární programování? </w:t>
-      </w:r>
-    </w:p>
-    <w:p>
-      <w:pPr>
-        <w:pStyle w:val="Odstavecseseznamem"/>
-        <w:numPr>
-          <w:ilvl w:val="0"/>
-          <w:numId w:val="2"/>
-        </w:numPr>
-      </w:pPr>
-      <w:r>
-        <w:t xml:space="preserve">Jaké jsou hlavní faktory kvality software? </w:t>
-      </w:r>
-    </w:p>
-    <w:p>
-      <w:pPr>
-        <w:pStyle w:val="Odstavecseseznamem"/>
-        <w:numPr>
-          <w:ilvl w:val="0"/>
-          <w:numId w:val="2"/>
-        </w:numPr>
-      </w:pPr>
-      <w:r>
-        <w:t xml:space="preserve">Co je pochopitelnost modulu? Uveďte příklad. </w:t>
-      </w:r>
-    </w:p>
-    <w:p>
-      <w:pPr>
-        <w:pStyle w:val="Odstavecseseznamem"/>
-        <w:numPr>
-          <w:ilvl w:val="0"/>
-          <w:numId w:val="2"/>
-        </w:numPr>
-      </w:pPr>
-      <w:r>
-        <w:t xml:space="preserve">Co je samostatnost modulu? Uveďte příklad. </w:t>
-      </w:r>
-    </w:p>
-    <w:p>
-      <w:pPr>
-        <w:pStyle w:val="Odstavecseseznamem"/>
-        <w:numPr>
-          <w:ilvl w:val="0"/>
-          <w:numId w:val="2"/>
-        </w:numPr>
-      </w:pPr>
-      <w:r>
-        <w:t xml:space="preserve">Co je kombinovatelnost modulu? Uveďte příklad. </w:t>
-      </w:r>
-    </w:p>
-    <w:p>
-      <w:pPr>
-        <w:pStyle w:val="Odstavecseseznamem"/>
-        <w:numPr>
-          <w:ilvl w:val="0"/>
-          <w:numId w:val="2"/>
-        </w:numPr>
-      </w:pPr>
-      <w:r>
-        <w:t xml:space="preserve">Co je zapouzdření modulu? Uveďte příklad. </w:t>
-      </w:r>
-    </w:p>
-    <w:p>
-      <w:pPr>
-        <w:pStyle w:val="Odstavecseseznamem"/>
-        <w:numPr>
-          <w:ilvl w:val="0"/>
-          <w:numId w:val="2"/>
-        </w:numPr>
-      </w:pPr>
-      <w:r>
-        <w:t xml:space="preserve">Co je explicitní rozhraní modulu? Uveďte příklad. </w:t>
-      </w:r>
-    </w:p>
-    <w:p>
-      <w:pPr>
-        <w:pStyle w:val="Odstavecseseznamem"/>
-        <w:numPr>
-          <w:ilvl w:val="0"/>
-          <w:numId w:val="2"/>
-        </w:numPr>
-      </w:pPr>
-      <w:r>
-        <w:t xml:space="preserve">Co je syntaktická podpora modularity? </w:t>
-      </w:r>
-    </w:p>
-    <w:p>
-      <w:pPr>
-        <w:pStyle w:val="Odstavecseseznamem"/>
-        <w:numPr>
-          <w:ilvl w:val="0"/>
-          <w:numId w:val="2"/>
-        </w:numPr>
-      </w:pPr>
-      <w:r>
-        <w:t xml:space="preserve">Co je pět kritérií pro dobrou modularitu? </w:t>
-      </w:r>
-    </w:p>
-    <w:p>
-      <w:pPr>
-        <w:pStyle w:val="Odstavecseseznamem"/>
-        <w:numPr>
-          <w:ilvl w:val="0"/>
-          <w:numId w:val="2"/>
-        </w:numPr>
-      </w:pPr>
-      <w:r>
-        <w:t xml:space="preserve">Co se rozumí pěti pravidly zajišťující dobrou modularitu? </w:t>
-      </w:r>
-    </w:p>
-    <w:p>
-      <w:pPr>
-        <w:pStyle w:val="Odstavecseseznamem"/>
-        <w:numPr>
-          <w:ilvl w:val="0"/>
-          <w:numId w:val="2"/>
-        </w:numPr>
-      </w:pPr>
-      <w:r>
-        <w:t xml:space="preserve">Popište jednotlivá kritéria dobré modularity. Uveďte příklady. </w:t>
-      </w:r>
-    </w:p>
-    <w:p>
-      <w:pPr>
-        <w:pStyle w:val="Odstavecseseznamem"/>
-        <w:numPr>
-          <w:ilvl w:val="0"/>
-          <w:numId w:val="2"/>
-        </w:numPr>
-      </w:pPr>
-      <w:r>
-        <w:t xml:space="preserve">Popište jednotlivá pravidla pro dobrou modularitu. Uveďte příklady. </w:t>
-      </w:r>
-    </w:p>
-    <w:p>
-      <w:pPr>
-        <w:pStyle w:val="Odstavecseseznamem"/>
-        <w:numPr>
-          <w:ilvl w:val="0"/>
-          <w:numId w:val="2"/>
-        </w:numPr>
-      </w:pPr>
-      <w:r>
-        <w:t xml:space="preserve">K čemu je konstruktor? Uveďte příklad. </w:t>
-      </w:r>
-    </w:p>
-    <w:p>
-      <w:pPr>
-        <w:pStyle w:val="Odstavecseseznamem"/>
-        <w:numPr>
-          <w:ilvl w:val="0"/>
-          <w:numId w:val="2"/>
-        </w:numPr>
-      </w:pPr>
-      <w:r>
-        <w:t>K čemu je destruktor, kdy ho potřebujeme a kdy ne? Uveďte příklad.</w:t>
-      </w:r>
-    </w:p>
-    <w:p>
-      <w:pPr>
-        <w:pStyle w:val="Odstavecseseznamem"/>
-        <w:numPr>
-          <w:ilvl w:val="0"/>
-          <w:numId w:val="2"/>
-        </w:numPr>
-      </w:pPr>
-      <w:r>
-        <w:t xml:space="preserve">Co je hlavními příčinami potřeby změn software? </w:t>
-      </w:r>
-    </w:p>
-    <w:p>
-      <w:pPr>
-        <w:pStyle w:val="Odstavecseseznamem"/>
-        <w:numPr>
-          <w:ilvl w:val="0"/>
-          <w:numId w:val="2"/>
-        </w:numPr>
-      </w:pPr>
-      <w:r>
-        <w:t xml:space="preserve">Jaké jsou hlavní faktory ovlivňující objektovou orientovanost? </w:t>
-      </w:r>
-    </w:p>
-    <w:p>
-      <w:pPr>
-        <w:pStyle w:val="Odstavecseseznamem"/>
-        <w:numPr>
-          <w:ilvl w:val="0"/>
-          <w:numId w:val="2"/>
-        </w:numPr>
-      </w:pPr>
-      <w:r>
-        <w:t xml:space="preserve">Vysvětlete, co rozumíme pojmy objektově orientovaná metoda (přístup) a jazyk. </w:t>
-      </w:r>
-    </w:p>
-    <w:p>
-      <w:pPr>
-        <w:pStyle w:val="Odstavecseseznamem"/>
-        <w:numPr>
-          <w:ilvl w:val="0"/>
-          <w:numId w:val="2"/>
-        </w:numPr>
-      </w:pPr>
-      <w:r>
-        <w:t xml:space="preserve">Vysvětlete, co rozumíme podporou objektově orientované implementace. </w:t>
-      </w:r>
-    </w:p>
-    <w:p>
-      <w:pPr>
-        <w:pStyle w:val="Odstavecseseznamem"/>
-        <w:numPr>
-          <w:ilvl w:val="0"/>
-          <w:numId w:val="2"/>
-        </w:numPr>
-      </w:pPr>
-      <w:r>
-        <w:t xml:space="preserve">Vysvětlete, co rozumíme podporou opakované použitelnosti. </w:t>
-      </w:r>
-    </w:p>
-    <w:p>
-      <w:pPr>
-        <w:pStyle w:val="Odstavecseseznamem"/>
-        <w:numPr>
-          <w:ilvl w:val="0"/>
-          <w:numId w:val="2"/>
-        </w:numPr>
-      </w:pPr>
-      <w:r>
-        <w:t xml:space="preserve">Vysvětlete pojmy třída a objekt a použijte správnou terminologii. </w:t>
-      </w:r>
-    </w:p>
-    <w:p>
-      <w:pPr>
-        <w:pStyle w:val="Odstavecseseznamem"/>
-        <w:numPr>
-          <w:ilvl w:val="0"/>
-          <w:numId w:val="2"/>
-        </w:numPr>
-      </w:pPr>
-      <w:r>
-        <w:t xml:space="preserve">Zdůrazněte vlastnosti třídy z pohledu modularity. • Vysvětlete princip zapouzdření v OOP. </w:t>
-      </w:r>
-    </w:p>
-    <w:p>
-      <w:pPr>
-        <w:pStyle w:val="Odstavecseseznamem"/>
-        <w:numPr>
-          <w:ilvl w:val="0"/>
-          <w:numId w:val="2"/>
-        </w:numPr>
-      </w:pPr>
-      <w:r>
-        <w:t xml:space="preserve">Vysvětlete princip zasílání zpráv. </w:t>
-      </w:r>
-    </w:p>
-    <w:p>
-      <w:pPr>
-        <w:pStyle w:val="Odstavecseseznamem"/>
-        <w:numPr>
-          <w:ilvl w:val="0"/>
-          <w:numId w:val="2"/>
-        </w:numPr>
-      </w:pPr>
-      <w:r>
-        <w:t>Vysvětlete principy deklarace a definice jednoduché třídy v C++.</w:t>
-      </w:r>
-    </w:p>
-    <w:p>
-      <w:pPr>
-        <w:pStyle w:val="Odstavecseseznamem"/>
-        <w:numPr>
-          <w:ilvl w:val="0"/>
-          <w:numId w:val="2"/>
-        </w:numPr>
-      </w:pPr>
-      <w:r>
-        <w:t xml:space="preserve">Vysvětlete, jak vznikají objekty třídy, pojem konstruktor a principy práce s ním v C++. </w:t>
-      </w:r>
-    </w:p>
-    <w:p>
-      <w:pPr>
-        <w:pStyle w:val="Odstavecseseznamem"/>
-        <w:numPr>
-          <w:ilvl w:val="0"/>
-          <w:numId w:val="2"/>
-        </w:numPr>
-      </w:pPr>
-      <w:r>
-        <w:t xml:space="preserve">Vysvětlete, jak zanikají objekty třídy, pojem destruktor a principy práce s ním v C++. </w:t>
-      </w:r>
-    </w:p>
-    <w:p>
-      <w:pPr>
-        <w:pStyle w:val="Odstavecseseznamem"/>
-        <w:numPr>
-          <w:ilvl w:val="0"/>
-          <w:numId w:val="2"/>
-        </w:numPr>
-      </w:pPr>
-      <w:r>
-        <w:t xml:space="preserve">Vysvětlete rozdíl mezi statickou a dynamickou deklarací objektů v C++. </w:t>
-      </w:r>
-    </w:p>
-    <w:p>
-      <w:pPr>
-        <w:pStyle w:val="Odstavecseseznamem"/>
-        <w:numPr>
-          <w:ilvl w:val="0"/>
-          <w:numId w:val="2"/>
-        </w:numPr>
-      </w:pPr>
-      <w:r>
-        <w:t xml:space="preserve">Jak se dá postupovat, pokud chceme v zadání programu nalézt třídy, jejich metody a datové členy? </w:t>
-      </w:r>
-    </w:p>
-    <w:p>
-      <w:pPr>
-        <w:pStyle w:val="Odstavecseseznamem"/>
-        <w:numPr>
-          <w:ilvl w:val="0"/>
-          <w:numId w:val="2"/>
-        </w:numPr>
-      </w:pPr>
-      <w:r>
-        <w:t xml:space="preserve">Kdy a proč potřebujeme použit více konstruktorů jedné třídy? </w:t>
-      </w:r>
-    </w:p>
-    <w:p>
-      <w:pPr>
-        <w:pStyle w:val="Odstavecseseznamem"/>
-        <w:numPr>
-          <w:ilvl w:val="0"/>
-          <w:numId w:val="2"/>
-        </w:numPr>
-      </w:pPr>
-      <w:r>
-        <w:t xml:space="preserve">Kdy potřebujeme deklarovat a definovat destruktor? </w:t>
-      </w:r>
-    </w:p>
-    <w:p>
-      <w:pPr>
-        <w:pStyle w:val="Odstavecseseznamem"/>
-        <w:numPr>
-          <w:ilvl w:val="0"/>
-          <w:numId w:val="2"/>
-        </w:numPr>
-      </w:pPr>
-      <w:r>
-        <w:t xml:space="preserve">Co jsou výchozí konstruktory a destruktory a k čemu je potřebujeme? </w:t>
-      </w:r>
-    </w:p>
-    <w:p>
-      <w:pPr>
-        <w:pStyle w:val="Odstavecseseznamem"/>
-        <w:numPr>
-          <w:ilvl w:val="0"/>
-          <w:numId w:val="2"/>
-        </w:numPr>
-      </w:pPr>
-      <w:r>
-        <w:t xml:space="preserve">Jaké typy metod obvykle musíme deklarovat a definovat? </w:t>
-      </w:r>
-    </w:p>
-    <w:p>
-      <w:pPr>
-        <w:pStyle w:val="Odstavecseseznamem"/>
-        <w:numPr>
-          <w:ilvl w:val="0"/>
-          <w:numId w:val="2"/>
-        </w:numPr>
-      </w:pPr>
-      <w:r>
-        <w:t>Co jsou objektové kompozice a k čemu jsou dobré?</w:t>
-      </w:r>
-    </w:p>
-    <w:p>
-      <w:pPr>
-        <w:pStyle w:val="Odstavecseseznamem"/>
-        <w:numPr>
-          <w:ilvl w:val="0"/>
-          <w:numId w:val="2"/>
-        </w:numPr>
-      </w:pPr>
-      <w:r>
-        <w:t xml:space="preserve">Jaký je rozdíl mezi funkční a objektovou dekompozicí programu? </w:t>
-      </w:r>
-    </w:p>
-    <w:p>
-      <w:pPr>
-        <w:pStyle w:val="Odstavecseseznamem"/>
-        <w:numPr>
-          <w:ilvl w:val="0"/>
-          <w:numId w:val="2"/>
-        </w:numPr>
-      </w:pPr>
+      <w:proofErr w:type="gramStart"/>
+      <w:r>
+        <w:t xml:space="preserve">  </w:t>
+      </w:r>
+      <w:r>
+        <w:rPr>
+          <w:b/>
+          <w:bCs/>
+        </w:rPr>
+        <w:t>Co</w:t>
+      </w:r>
+      <w:proofErr w:type="gramEnd"/>
+      <w:r>
+        <w:rPr>
+          <w:b/>
+          <w:bCs/>
+        </w:rPr>
+        <w:t xml:space="preserve"> je hlavním motivem pro vývoj programovacího paradigmatu od imperativního k objektovému?</w:t>
+      </w:r>
+      <w:r>
+        <w:t xml:space="preserve"> Zvládnutí rostoucí složitosti softwaru lepším strukturováním a znovu</w:t>
+      </w:r>
+      <w:r>
+        <w:t xml:space="preserve"> </w:t>
+      </w:r>
+      <w:r>
+        <w:t>použitelností kódu.</w:t>
+      </w:r>
+    </w:p>
+    <w:p>
+      <w:proofErr w:type="gramStart"/>
+      <w:r>
+        <w:t xml:space="preserve">  </w:t>
+      </w:r>
+      <w:r>
+        <w:rPr>
+          <w:b/>
+          <w:bCs/>
+        </w:rPr>
+        <w:t>Co</w:t>
+      </w:r>
+      <w:proofErr w:type="gramEnd"/>
+      <w:r>
+        <w:rPr>
+          <w:b/>
+          <w:bCs/>
+        </w:rPr>
+        <w:t xml:space="preserve"> je imperativní programování?</w:t>
+      </w:r>
+      <w:r>
+        <w:t xml:space="preserve"> Paradigma, kde program tvoří jasná posloupnost příkazů, které krok za krokem mění stav paměti.</w:t>
+      </w:r>
+    </w:p>
+    <w:p>
+      <w:proofErr w:type="gramStart"/>
+      <w:r>
+        <w:t xml:space="preserve">  </w:t>
+      </w:r>
+      <w:r>
+        <w:rPr>
+          <w:b/>
+          <w:bCs/>
+        </w:rPr>
+        <w:t>Co</w:t>
+      </w:r>
+      <w:proofErr w:type="gramEnd"/>
+      <w:r>
+        <w:rPr>
+          <w:b/>
+          <w:bCs/>
+        </w:rPr>
+        <w:t xml:space="preserve"> je modulární programování?</w:t>
+      </w:r>
+      <w:r>
+        <w:t xml:space="preserve"> Rozdělení programu do nezávislých, logicky uzavřených celků (modulů), které spolu komunikují přes jasně definovaná rozhraní.</w:t>
+      </w:r>
+    </w:p>
+    <w:p>
+      <w:proofErr w:type="gramStart"/>
+      <w:r>
+        <w:t xml:space="preserve">  </w:t>
+      </w:r>
+      <w:r>
+        <w:rPr>
+          <w:b/>
+          <w:bCs/>
+        </w:rPr>
+        <w:t>Jaké</w:t>
+      </w:r>
+      <w:proofErr w:type="gramEnd"/>
+      <w:r>
+        <w:rPr>
+          <w:b/>
+          <w:bCs/>
+        </w:rPr>
+        <w:t xml:space="preserve"> jsou hlavní faktory kvality software?</w:t>
+      </w:r>
+      <w:r>
+        <w:t xml:space="preserve"> Jsou to spolehlivost, udržovatelnost, znovu</w:t>
+      </w:r>
+      <w:r>
+        <w:t xml:space="preserve"> </w:t>
+      </w:r>
+      <w:r>
+        <w:t>použitelnost, efektivita a srozumitelnost.</w:t>
+      </w:r>
+    </w:p>
+    <w:p>
+      <w:proofErr w:type="gramStart"/>
+      <w:r>
+        <w:t xml:space="preserve">  </w:t>
+      </w:r>
+      <w:r>
+        <w:rPr>
+          <w:b/>
+          <w:bCs/>
+        </w:rPr>
+        <w:t>Co</w:t>
+      </w:r>
+      <w:proofErr w:type="gramEnd"/>
+      <w:r>
+        <w:rPr>
+          <w:b/>
+          <w:bCs/>
+        </w:rPr>
+        <w:t xml:space="preserve"> je pochopitelnost modulu? Uveďte příklad.</w:t>
+      </w:r>
+      <w:r>
+        <w:t xml:space="preserve"> Schopnost vývojáře porozumět funkci modulu bez nutnosti zkoumat vnitřnosti ostatních modulů (např. funkce sin(x) v matematické knihovně).</w:t>
+      </w:r>
+    </w:p>
+    <w:p>
+      <w:proofErr w:type="gramStart"/>
+      <w:r>
+        <w:t xml:space="preserve">  </w:t>
+      </w:r>
+      <w:r>
+        <w:rPr>
+          <w:b/>
+          <w:bCs/>
+        </w:rPr>
+        <w:t>Co</w:t>
+      </w:r>
+      <w:proofErr w:type="gramEnd"/>
+      <w:r>
+        <w:rPr>
+          <w:b/>
+          <w:bCs/>
+        </w:rPr>
+        <w:t xml:space="preserve"> je samostatnost modulu? Uveďte příklad.</w:t>
+      </w:r>
+      <w:r>
+        <w:t xml:space="preserve"> Schopnost modulu fungovat s minimální závislostí na zbytku systému (např. nezávislý modul pro logování textu do souboru).</w:t>
+      </w:r>
+    </w:p>
+    <w:p>
+      <w:proofErr w:type="gramStart"/>
+      <w:r>
+        <w:t xml:space="preserve">  </w:t>
+      </w:r>
+      <w:r>
+        <w:rPr>
+          <w:b/>
+          <w:bCs/>
+        </w:rPr>
+        <w:t>Co</w:t>
+      </w:r>
+      <w:proofErr w:type="gramEnd"/>
+      <w:r>
+        <w:rPr>
+          <w:b/>
+          <w:bCs/>
+        </w:rPr>
+        <w:t xml:space="preserve"> je kombinovatelnost modulu? Uveďte příklad.</w:t>
+      </w:r>
+      <w:r>
+        <w:t xml:space="preserve"> Možnost snadno spojovat různé nezávislé moduly do nových systémů (např. unixové roury |, kde výstup jednoho programu je vstupem druhého).</w:t>
+      </w:r>
+    </w:p>
+    <w:p>
+      <w:proofErr w:type="gramStart"/>
+      <w:r>
+        <w:t xml:space="preserve">  </w:t>
+      </w:r>
+      <w:r>
+        <w:rPr>
+          <w:b/>
+          <w:bCs/>
+        </w:rPr>
+        <w:t>Co</w:t>
+      </w:r>
+      <w:proofErr w:type="gramEnd"/>
+      <w:r>
+        <w:rPr>
+          <w:b/>
+          <w:bCs/>
+        </w:rPr>
+        <w:t xml:space="preserve"> je zapouzdření modulu? Uveďte příklad.</w:t>
+      </w:r>
+      <w:r>
+        <w:t xml:space="preserve"> Skrytí vnitřní implementace a dat před okolím, přičemž přístup je možný jen přes veřejné rozhraní (např. zůstatek na bankovním účtu lze změnit jen ověřenou metodou </w:t>
+      </w:r>
+      <w:proofErr w:type="spellStart"/>
+      <w:proofErr w:type="gramStart"/>
+      <w:r>
+        <w:t>vlozPenize</w:t>
+      </w:r>
+      <w:proofErr w:type="spellEnd"/>
+      <w:r>
+        <w:t>(</w:t>
+      </w:r>
+      <w:proofErr w:type="gramEnd"/>
+      <w:r>
+        <w:t>)).</w:t>
+      </w:r>
+    </w:p>
+    <w:p>
+      <w:proofErr w:type="gramStart"/>
+      <w:r>
+        <w:t xml:space="preserve">  </w:t>
+      </w:r>
+      <w:r>
+        <w:rPr>
+          <w:b/>
+          <w:bCs/>
+        </w:rPr>
+        <w:t>Co</w:t>
+      </w:r>
+      <w:proofErr w:type="gramEnd"/>
+      <w:r>
+        <w:rPr>
+          <w:b/>
+          <w:bCs/>
+        </w:rPr>
+        <w:t xml:space="preserve"> je explicitní rozhraní modulu? Uveďte příklad.</w:t>
+      </w:r>
+      <w:r>
+        <w:t xml:space="preserve"> Jasně definovaný a viditelný seznam funkcí a datových typů, přes které modul komunikuje s okolím (např. hlavičkový soubor .h v C++).</w:t>
+      </w:r>
+    </w:p>
+    <w:p>
+      <w:proofErr w:type="gramStart"/>
+      <w:r>
+        <w:t xml:space="preserve">  </w:t>
+      </w:r>
+      <w:r>
+        <w:rPr>
+          <w:b/>
+          <w:bCs/>
+        </w:rPr>
+        <w:t>Co</w:t>
+      </w:r>
+      <w:proofErr w:type="gramEnd"/>
+      <w:r>
+        <w:rPr>
+          <w:b/>
+          <w:bCs/>
+        </w:rPr>
+        <w:t xml:space="preserve"> je syntaktická podpora modularity?</w:t>
+      </w:r>
+      <w:r>
+        <w:t xml:space="preserve"> Vlastnosti a klíčová slova programovacího jazyka, které přímo umožňují tvorbu modulů (např. </w:t>
+      </w:r>
+      <w:proofErr w:type="spellStart"/>
+      <w:r>
+        <w:t>class</w:t>
+      </w:r>
+      <w:proofErr w:type="spellEnd"/>
+      <w:r>
+        <w:t xml:space="preserve">, </w:t>
+      </w:r>
+      <w:proofErr w:type="spellStart"/>
+      <w:r>
+        <w:t>namespace</w:t>
+      </w:r>
+      <w:proofErr w:type="spellEnd"/>
+      <w:r>
+        <w:t xml:space="preserve"> nebo module).</w:t>
+      </w:r>
+    </w:p>
+    <w:p>
+      <w:proofErr w:type="gramStart"/>
+      <w:r>
+        <w:t xml:space="preserve">  </w:t>
+      </w:r>
+      <w:r>
+        <w:rPr>
+          <w:b/>
+          <w:bCs/>
+        </w:rPr>
+        <w:t>Co</w:t>
+      </w:r>
+      <w:proofErr w:type="gramEnd"/>
+      <w:r>
+        <w:rPr>
+          <w:b/>
+          <w:bCs/>
+        </w:rPr>
+        <w:t xml:space="preserve"> je pět kritérií pro dobrou modularitu?</w:t>
+      </w:r>
+      <w:r>
+        <w:t xml:space="preserve"> Jsou to </w:t>
+      </w:r>
+      <w:proofErr w:type="spellStart"/>
+      <w:r>
+        <w:t>dekomponovatelnost</w:t>
+      </w:r>
+      <w:proofErr w:type="spellEnd"/>
+      <w:r>
+        <w:t>, skládatelnost, srozumitelnost, kontinuita a ochrana.</w:t>
+      </w:r>
+    </w:p>
+    <w:p>
+      <w:proofErr w:type="gramStart"/>
+      <w:r>
+        <w:t xml:space="preserve">  </w:t>
+      </w:r>
+      <w:r>
+        <w:rPr>
+          <w:b/>
+          <w:bCs/>
+        </w:rPr>
+        <w:t>Co</w:t>
+      </w:r>
+      <w:proofErr w:type="gramEnd"/>
+      <w:r>
+        <w:rPr>
+          <w:b/>
+          <w:bCs/>
+        </w:rPr>
+        <w:t xml:space="preserve"> se rozumí pěti pravidly zajišťující dobrou modularitu?</w:t>
+      </w:r>
+      <w:r>
+        <w:t xml:space="preserve"> Jde o návrhové principy (přímé mapování, málo rozhraní, malá rozhraní, explicitní rozhraní, skrytí informací), které pomáhají prakticky naplnit zmíněná kritéria modularity.</w:t>
+      </w:r>
+    </w:p>
+    <w:p>
+      <w:proofErr w:type="gramStart"/>
+      <w:r>
+        <w:t xml:space="preserve">  </w:t>
+      </w:r>
+      <w:r>
+        <w:rPr>
+          <w:b/>
+          <w:bCs/>
+        </w:rPr>
+        <w:t>Popište</w:t>
+      </w:r>
+      <w:proofErr w:type="gramEnd"/>
+      <w:r>
+        <w:rPr>
+          <w:b/>
+          <w:bCs/>
+        </w:rPr>
+        <w:t xml:space="preserve"> jednotlivá kritéria dobré modularity. Uveďte příklady.</w:t>
+      </w:r>
+      <w:r>
+        <w:t xml:space="preserve"> Kritéria zajišťují, že lze problém rozložit na menší části, tyto části znovu skládat, izolovaně je chápat, minimalizovat dopad úprav a zabránit šíření chyb napříč systémem.</w:t>
+      </w:r>
+    </w:p>
+    <w:p>
+      <w:proofErr w:type="gramStart"/>
       <w:r>
         <w:lastRenderedPageBreak/>
-        <w:t xml:space="preserve">Proč preferujeme objektovou dekompozici a jaké jsou hlavní problémy funkční dekompozice? </w:t>
-      </w:r>
-    </w:p>
-    <w:p>
-      <w:pPr>
-        <w:pStyle w:val="Odstavecseseznamem"/>
-        <w:numPr>
-          <w:ilvl w:val="0"/>
-          <w:numId w:val="2"/>
-        </w:numPr>
-      </w:pPr>
-      <w:r>
-        <w:t xml:space="preserve">Za jakých podmínek můžeme považovat třídu za objekt a jak to implementovat v C++? </w:t>
-      </w:r>
-    </w:p>
-    <w:p>
-      <w:pPr>
-        <w:pStyle w:val="Odstavecseseznamem"/>
-        <w:numPr>
-          <w:ilvl w:val="0"/>
-          <w:numId w:val="2"/>
-        </w:numPr>
-      </w:pPr>
-      <w:r>
-        <w:t xml:space="preserve">Vysvětlete rozdíl mezi členskými položkami třídy a instance a popište jejich dostupnost. </w:t>
-      </w:r>
-    </w:p>
-    <w:p>
-      <w:pPr>
-        <w:pStyle w:val="Odstavecseseznamem"/>
-        <w:numPr>
-          <w:ilvl w:val="0"/>
-          <w:numId w:val="2"/>
-        </w:numPr>
-      </w:pPr>
-      <w:r>
-        <w:t xml:space="preserve">Jak můžeme v C++ důsledně odlišovat práci s členskými položkami tříd a instancí? </w:t>
-      </w:r>
-    </w:p>
-    <w:p>
-      <w:pPr>
-        <w:pStyle w:val="Odstavecseseznamem"/>
-        <w:numPr>
-          <w:ilvl w:val="0"/>
-          <w:numId w:val="2"/>
-        </w:numPr>
-      </w:pPr>
-      <w:r>
-        <w:t>Potřebuje třída v roli objektu konstruktor resp. destruktor a proč?</w:t>
-      </w:r>
-    </w:p>
+        <w:t xml:space="preserve">  </w:t>
+      </w:r>
+      <w:r>
+        <w:rPr>
+          <w:b/>
+          <w:bCs/>
+        </w:rPr>
+        <w:t>Popište</w:t>
+      </w:r>
+      <w:proofErr w:type="gramEnd"/>
+      <w:r>
+        <w:rPr>
+          <w:b/>
+          <w:bCs/>
+        </w:rPr>
+        <w:t xml:space="preserve"> jednotlivá pravidla pro dobrou modularitu. Uveďte příklady.</w:t>
+      </w:r>
+      <w:r>
+        <w:t xml:space="preserve"> Pravidla vyžadují, aby moduly komunikovaly co nejméně, předávaly si jen nutná data, měly jasně viditelná spojení, skrývaly svůj vnitřní chod a logicky odpovídaly realitě.</w:t>
+      </w:r>
+    </w:p>
+    <w:p>
+      <w:proofErr w:type="gramStart"/>
+      <w:r>
+        <w:t xml:space="preserve">  </w:t>
+      </w:r>
+      <w:r>
+        <w:rPr>
+          <w:b/>
+          <w:bCs/>
+        </w:rPr>
+        <w:t>K</w:t>
+      </w:r>
+      <w:proofErr w:type="gramEnd"/>
+      <w:r>
+        <w:rPr>
+          <w:b/>
+          <w:bCs/>
+        </w:rPr>
+        <w:t xml:space="preserve"> čemu je konstruktor? Uveďte příklad.</w:t>
+      </w:r>
+      <w:r>
+        <w:t xml:space="preserve"> Slouží k počáteční inicializaci nově vytvořeného objektu a nastavení jeho platného výchozího stavu (např. </w:t>
+      </w:r>
+      <w:proofErr w:type="gramStart"/>
+      <w:r>
+        <w:t>Auto(</w:t>
+      </w:r>
+      <w:proofErr w:type="gramEnd"/>
+      <w:r>
+        <w:t xml:space="preserve">) </w:t>
+      </w:r>
+      <w:proofErr w:type="gramStart"/>
+      <w:r>
+        <w:t>{ rychlost</w:t>
+      </w:r>
+      <w:proofErr w:type="gramEnd"/>
+      <w:r>
+        <w:t xml:space="preserve"> = 0</w:t>
+      </w:r>
+      <w:proofErr w:type="gramStart"/>
+      <w:r>
+        <w:t>; }</w:t>
+      </w:r>
+      <w:proofErr w:type="gramEnd"/>
+      <w:r>
+        <w:t>).</w:t>
+      </w:r>
+    </w:p>
+    <w:p>
+      <w:proofErr w:type="gramStart"/>
+      <w:r>
+        <w:t xml:space="preserve">  </w:t>
+      </w:r>
+      <w:r>
+        <w:rPr>
+          <w:b/>
+          <w:bCs/>
+        </w:rPr>
+        <w:t>K</w:t>
+      </w:r>
+      <w:proofErr w:type="gramEnd"/>
+      <w:r>
+        <w:rPr>
+          <w:b/>
+          <w:bCs/>
+        </w:rPr>
+        <w:t xml:space="preserve"> čemu je destruktor, kdy ho potřebujeme a kdy ne? Uveďte příklad.</w:t>
+      </w:r>
+      <w:r>
+        <w:t xml:space="preserve"> Slouží k uvolnění prostředků těsně před zánikem objektu; potřebujeme ho, pokud objekt spravuje dynamickou paměť či otevírá soubory, jinak není nutný (např. ~</w:t>
+      </w:r>
+      <w:proofErr w:type="gramStart"/>
+      <w:r>
+        <w:t>Soubor(</w:t>
+      </w:r>
+      <w:proofErr w:type="gramEnd"/>
+      <w:r>
+        <w:t xml:space="preserve">) </w:t>
+      </w:r>
+      <w:proofErr w:type="gramStart"/>
+      <w:r>
+        <w:t xml:space="preserve">{ </w:t>
+      </w:r>
+      <w:proofErr w:type="spellStart"/>
+      <w:r>
+        <w:t>zavri</w:t>
+      </w:r>
+      <w:proofErr w:type="spellEnd"/>
+      <w:proofErr w:type="gramEnd"/>
+      <w:r>
+        <w:t>()</w:t>
+      </w:r>
+      <w:proofErr w:type="gramStart"/>
+      <w:r>
+        <w:t>; }</w:t>
+      </w:r>
+      <w:proofErr w:type="gramEnd"/>
+      <w:r>
+        <w:t>).</w:t>
+      </w:r>
+    </w:p>
+    <w:p>
+      <w:proofErr w:type="gramStart"/>
+      <w:r>
+        <w:t xml:space="preserve">  </w:t>
+      </w:r>
+      <w:r>
+        <w:rPr>
+          <w:b/>
+          <w:bCs/>
+        </w:rPr>
+        <w:t>Co</w:t>
+      </w:r>
+      <w:proofErr w:type="gramEnd"/>
+      <w:r>
+        <w:rPr>
+          <w:b/>
+          <w:bCs/>
+        </w:rPr>
+        <w:t xml:space="preserve"> je hlavními příčinami potřeby změn software?</w:t>
+      </w:r>
+      <w:r>
+        <w:t xml:space="preserve"> Změny požadavků uživatelů, oprava odhalených chyb, technologický vývoj a nutnost optimalizace.</w:t>
+      </w:r>
+    </w:p>
+    <w:p>
+      <w:proofErr w:type="gramStart"/>
+      <w:r>
+        <w:t xml:space="preserve">  </w:t>
+      </w:r>
+      <w:r>
+        <w:rPr>
+          <w:b/>
+          <w:bCs/>
+        </w:rPr>
+        <w:t>Jaké</w:t>
+      </w:r>
+      <w:proofErr w:type="gramEnd"/>
+      <w:r>
+        <w:rPr>
+          <w:b/>
+          <w:bCs/>
+        </w:rPr>
+        <w:t xml:space="preserve"> jsou hlavní faktory ovlivňující objektovou orientovanost?</w:t>
+      </w:r>
+      <w:r>
+        <w:t xml:space="preserve"> Tvoří ji abstrakce, zapouzdření, dědičnost a polymorfismus.</w:t>
+      </w:r>
+    </w:p>
+    <w:p>
+      <w:proofErr w:type="gramStart"/>
+      <w:r>
+        <w:t xml:space="preserve">  </w:t>
+      </w:r>
+      <w:r>
+        <w:rPr>
+          <w:b/>
+          <w:bCs/>
+        </w:rPr>
+        <w:t>Vysvětlete</w:t>
+      </w:r>
+      <w:proofErr w:type="gramEnd"/>
+      <w:r>
+        <w:rPr>
+          <w:b/>
+          <w:bCs/>
+        </w:rPr>
+        <w:t>, co rozumíme pojmy objektově orientovaná metoda (přístup) a jazyk.</w:t>
+      </w:r>
+      <w:r>
+        <w:t xml:space="preserve"> Metoda je obecný způsob myšlení a návrhu systému pomocí spolupracujících entit (objektů), zatímco jazyk (např. C++) je nástroj, který tento návrh technicky a syntakticky umožňuje realizovat.</w:t>
+      </w:r>
+    </w:p>
+    <w:p>
+      <w:proofErr w:type="gramStart"/>
+      <w:r>
+        <w:t xml:space="preserve">  </w:t>
+      </w:r>
+      <w:r>
+        <w:rPr>
+          <w:b/>
+          <w:bCs/>
+        </w:rPr>
+        <w:t>Vysvětlete</w:t>
+      </w:r>
+      <w:proofErr w:type="gramEnd"/>
+      <w:r>
+        <w:rPr>
+          <w:b/>
+          <w:bCs/>
+        </w:rPr>
+        <w:t>, co rozumíme podporou objektově orientované implementace.</w:t>
+      </w:r>
+      <w:r>
+        <w:t xml:space="preserve"> Je to schopnost programovacího jazyka a jeho kompilátoru bezproblémově zpracovat tvorbu tříd, předávání zpráv, dědičnost a pozdní vazbu.</w:t>
+      </w:r>
+    </w:p>
+    <w:p>
+      <w:proofErr w:type="gramStart"/>
+      <w:r>
+        <w:t xml:space="preserve">  </w:t>
+      </w:r>
+      <w:r>
+        <w:rPr>
+          <w:b/>
+          <w:bCs/>
+        </w:rPr>
+        <w:t>Vysvětlete</w:t>
+      </w:r>
+      <w:proofErr w:type="gramEnd"/>
+      <w:r>
+        <w:rPr>
+          <w:b/>
+          <w:bCs/>
+        </w:rPr>
+        <w:t>, co rozumíme podporou opakované použitelnosti.</w:t>
+      </w:r>
+      <w:r>
+        <w:t xml:space="preserve"> Možnost jazyka psát kód tak, aby jej bylo možné snadno začlenit do jiných projektů bez nutnosti jeho přepisování (např. pomocí tříd nebo šablon).</w:t>
+      </w:r>
+    </w:p>
+    <w:p>
+      <w:proofErr w:type="gramStart"/>
+      <w:r>
+        <w:t xml:space="preserve">  </w:t>
+      </w:r>
+      <w:r>
+        <w:rPr>
+          <w:b/>
+          <w:bCs/>
+        </w:rPr>
+        <w:t>Vysvětlete</w:t>
+      </w:r>
+      <w:proofErr w:type="gramEnd"/>
+      <w:r>
+        <w:rPr>
+          <w:b/>
+          <w:bCs/>
+        </w:rPr>
+        <w:t xml:space="preserve"> pojmy třída a objekt a použijte správnou terminologii.</w:t>
+      </w:r>
+      <w:r>
+        <w:t xml:space="preserve"> Třída je datový typ představující obecný předpis (šablonu), zatímco objekt (instance) je konkrétní realizace této třídy vytvořená v paměti počítače.</w:t>
+      </w:r>
+    </w:p>
+    <w:p>
+      <w:proofErr w:type="gramStart"/>
+      <w:r>
+        <w:t xml:space="preserve">  </w:t>
+      </w:r>
+      <w:r>
+        <w:rPr>
+          <w:b/>
+          <w:bCs/>
+        </w:rPr>
+        <w:t>Zdůrazněte</w:t>
+      </w:r>
+      <w:proofErr w:type="gramEnd"/>
+      <w:r>
+        <w:rPr>
+          <w:b/>
+          <w:bCs/>
+        </w:rPr>
+        <w:t xml:space="preserve"> vlastnosti třídy z pohledu modularity.</w:t>
+      </w:r>
+      <w:r>
+        <w:t xml:space="preserve"> Třída přirozeně funguje jako modul, protože spojuje související data a metody do jednoho celku a své vnitřnosti chrání pomocí přístupových práv.</w:t>
+      </w:r>
+    </w:p>
+    <w:p>
+      <w:proofErr w:type="gramStart"/>
+      <w:r>
+        <w:t xml:space="preserve">  </w:t>
+      </w:r>
+      <w:r>
+        <w:rPr>
+          <w:b/>
+          <w:bCs/>
+        </w:rPr>
+        <w:t>Vysvětlete</w:t>
+      </w:r>
+      <w:proofErr w:type="gramEnd"/>
+      <w:r>
+        <w:rPr>
+          <w:b/>
+          <w:bCs/>
+        </w:rPr>
+        <w:t xml:space="preserve"> princip zapouzdření v OOP.</w:t>
+      </w:r>
+      <w:r>
+        <w:t xml:space="preserve"> Ochrana vnitřního stavu objektu tím, že je k němu zakázán přímý přístup zvenčí a jakákoliv manipulace s ním musí probíhat pouze přes veřejné metody.</w:t>
+      </w:r>
+    </w:p>
+    <w:p>
+      <w:proofErr w:type="gramStart"/>
+      <w:r>
+        <w:t xml:space="preserve">  </w:t>
+      </w:r>
+      <w:r>
+        <w:rPr>
+          <w:b/>
+          <w:bCs/>
+        </w:rPr>
+        <w:t>Vysvětlete</w:t>
+      </w:r>
+      <w:proofErr w:type="gramEnd"/>
+      <w:r>
+        <w:rPr>
+          <w:b/>
+          <w:bCs/>
+        </w:rPr>
+        <w:t xml:space="preserve"> princip zasílání zpráv.</w:t>
+      </w:r>
+      <w:r>
+        <w:t xml:space="preserve"> Komunikace v OOP, při které jeden objekt požádá druhý o provedení akce tím, že zavolá jeho metodu s příslušnými parametry.</w:t>
+      </w:r>
+    </w:p>
+    <w:p>
+      <w:proofErr w:type="gramStart"/>
+      <w:r>
+        <w:t xml:space="preserve">  </w:t>
+      </w:r>
+      <w:r>
+        <w:rPr>
+          <w:b/>
+          <w:bCs/>
+        </w:rPr>
+        <w:t>Vysvětlete</w:t>
+      </w:r>
+      <w:proofErr w:type="gramEnd"/>
+      <w:r>
+        <w:rPr>
+          <w:b/>
+          <w:bCs/>
+        </w:rPr>
+        <w:t xml:space="preserve"> principy deklarace a definice jednoduché třídy v C++.</w:t>
+      </w:r>
+      <w:r>
+        <w:t xml:space="preserve"> Deklarace (</w:t>
+      </w:r>
+      <w:proofErr w:type="spellStart"/>
+      <w:r>
+        <w:t>class</w:t>
+      </w:r>
+      <w:proofErr w:type="spellEnd"/>
+      <w:r>
+        <w:t xml:space="preserve"> </w:t>
+      </w:r>
+      <w:proofErr w:type="spellStart"/>
+      <w:r>
+        <w:t>Jmeno</w:t>
+      </w:r>
+      <w:proofErr w:type="spellEnd"/>
+      <w:r>
+        <w:t xml:space="preserve"> </w:t>
+      </w:r>
+      <w:proofErr w:type="gramStart"/>
+      <w:r>
+        <w:t>{ ...</w:t>
+      </w:r>
+      <w:proofErr w:type="gramEnd"/>
+      <w:r>
+        <w:t xml:space="preserve"> };) určuje strukturu a rozhraní třídy, zatímco definice obsahuje konkrétní kód (těla) jejích členských metod.</w:t>
+      </w:r>
+    </w:p>
+    <w:p>
+      <w:proofErr w:type="gramStart"/>
+      <w:r>
+        <w:lastRenderedPageBreak/>
+        <w:t xml:space="preserve">  </w:t>
+      </w:r>
+      <w:r>
+        <w:rPr>
+          <w:b/>
+          <w:bCs/>
+        </w:rPr>
+        <w:t>Vysvětlete</w:t>
+      </w:r>
+      <w:proofErr w:type="gramEnd"/>
+      <w:r>
+        <w:rPr>
+          <w:b/>
+          <w:bCs/>
+        </w:rPr>
+        <w:t>, jak vznikají objekty třídy, pojem konstruktor a principy práce s ním v C++.</w:t>
+      </w:r>
+      <w:r>
+        <w:t xml:space="preserve"> Objekty vznikají alokací paměti, načež se automaticky zavolá konstruktor (metoda se jménem třídy a bez návratového typu), který tuto paměť smysluplně inicializuje.</w:t>
+      </w:r>
+    </w:p>
+    <w:p>
+      <w:proofErr w:type="gramStart"/>
+      <w:r>
+        <w:t xml:space="preserve">  </w:t>
+      </w:r>
+      <w:r>
+        <w:rPr>
+          <w:b/>
+          <w:bCs/>
+        </w:rPr>
+        <w:t>Vysvětlete</w:t>
+      </w:r>
+      <w:proofErr w:type="gramEnd"/>
+      <w:r>
+        <w:rPr>
+          <w:b/>
+          <w:bCs/>
+        </w:rPr>
+        <w:t>, jak zanikají objekty třídy, pojem destruktor a principy práce s ním v C++.</w:t>
+      </w:r>
+      <w:r>
+        <w:t xml:space="preserve"> Objekty zanikají při uvolnění paměti, čemuž bezprostředně předchází volání destruktoru (metoda se jménem třídy začínajícím vlnovkou ~), který uklidí držené zdroje.</w:t>
+      </w:r>
+    </w:p>
+    <w:p>
+      <w:proofErr w:type="gramStart"/>
+      <w:r>
+        <w:t xml:space="preserve">  </w:t>
+      </w:r>
+      <w:r>
+        <w:rPr>
+          <w:b/>
+          <w:bCs/>
+        </w:rPr>
+        <w:t>Vysvětlete</w:t>
+      </w:r>
+      <w:proofErr w:type="gramEnd"/>
+      <w:r>
+        <w:rPr>
+          <w:b/>
+          <w:bCs/>
+        </w:rPr>
+        <w:t xml:space="preserve"> rozdíl mezi statickou a dynamickou deklarací objektů v C++.</w:t>
+      </w:r>
+      <w:r>
+        <w:t xml:space="preserve"> Statická deklarace tvoří objekt na zásobníku a paměť se uvolní automaticky, zatímco dynamická používá operátor </w:t>
+      </w:r>
+      <w:proofErr w:type="spellStart"/>
+      <w:r>
+        <w:t>new</w:t>
+      </w:r>
+      <w:proofErr w:type="spellEnd"/>
+      <w:r>
+        <w:t xml:space="preserve"> na haldě a vyžaduje ruční odstranění pomocí </w:t>
+      </w:r>
+      <w:proofErr w:type="spellStart"/>
+      <w:r>
+        <w:t>delete</w:t>
+      </w:r>
+      <w:proofErr w:type="spellEnd"/>
+      <w:r>
+        <w:t>.</w:t>
+      </w:r>
+    </w:p>
+    <w:p>
+      <w:proofErr w:type="gramStart"/>
+      <w:r>
+        <w:t xml:space="preserve">  </w:t>
+      </w:r>
+      <w:r>
+        <w:rPr>
+          <w:b/>
+          <w:bCs/>
+        </w:rPr>
+        <w:t>Jak</w:t>
+      </w:r>
+      <w:proofErr w:type="gramEnd"/>
+      <w:r>
+        <w:rPr>
+          <w:b/>
+          <w:bCs/>
+        </w:rPr>
+        <w:t xml:space="preserve"> se dá postupovat, pokud chceme v zadání programu nalézt třídy, jejich metody a datové členy?</w:t>
+      </w:r>
+      <w:r>
+        <w:t xml:space="preserve"> Podstatná jména v textu zadání se často stávají třídami, slovesa představují jejich metody a přídavná jména definují datové členy.</w:t>
+      </w:r>
+    </w:p>
+    <w:p>
+      <w:proofErr w:type="gramStart"/>
+      <w:r>
+        <w:t xml:space="preserve">  </w:t>
+      </w:r>
+      <w:r>
+        <w:rPr>
+          <w:b/>
+          <w:bCs/>
+        </w:rPr>
+        <w:t>Kdy</w:t>
+      </w:r>
+      <w:proofErr w:type="gramEnd"/>
+      <w:r>
+        <w:rPr>
+          <w:b/>
+          <w:bCs/>
+        </w:rPr>
+        <w:t xml:space="preserve"> a proč potřebujeme použit více konstruktorů jedné třídy?</w:t>
+      </w:r>
+      <w:r>
+        <w:t xml:space="preserve"> Když chceme programátorům nabídnout různé způsoby, jak mohou nový objekt na začátku nastavit (např. prázdný objekt vs. objekt s konkrétními daty).</w:t>
+      </w:r>
+    </w:p>
+    <w:p>
+      <w:proofErr w:type="gramStart"/>
+      <w:r>
+        <w:t xml:space="preserve">  </w:t>
+      </w:r>
+      <w:r>
+        <w:rPr>
+          <w:b/>
+          <w:bCs/>
+        </w:rPr>
+        <w:t>Kdy</w:t>
+      </w:r>
+      <w:proofErr w:type="gramEnd"/>
+      <w:r>
+        <w:rPr>
+          <w:b/>
+          <w:bCs/>
+        </w:rPr>
+        <w:t xml:space="preserve"> potřebujeme deklarovat a definovat destruktor?</w:t>
+      </w:r>
+      <w:r>
+        <w:t xml:space="preserve"> Pokud si objekt během svého života alokuje dynamickou paměť, otevírá soubory nebo drží databázová spojení, která je nutné po jeho zániku čistě uzavřít a uvolnit.</w:t>
+      </w:r>
+    </w:p>
+    <w:p>
+      <w:proofErr w:type="gramStart"/>
+      <w:r>
+        <w:t xml:space="preserve">  </w:t>
+      </w:r>
+      <w:r>
+        <w:rPr>
+          <w:b/>
+          <w:bCs/>
+        </w:rPr>
+        <w:t>Co</w:t>
+      </w:r>
+      <w:proofErr w:type="gramEnd"/>
+      <w:r>
+        <w:rPr>
+          <w:b/>
+          <w:bCs/>
+        </w:rPr>
+        <w:t xml:space="preserve"> jsou výchozí konstruktory a destruktory a k čemu je potřebujeme?</w:t>
+      </w:r>
+      <w:r>
+        <w:t xml:space="preserve"> Jsou to varianty bez parametrů, které kompilátor generuje automaticky, pokud nenapíšeme vlastní, čímž zajišťují základní schopnost vzniku a zániku třídy.</w:t>
+      </w:r>
+    </w:p>
+    <w:p>
+      <w:proofErr w:type="gramStart"/>
+      <w:r>
+        <w:t xml:space="preserve">  </w:t>
+      </w:r>
+      <w:r>
+        <w:rPr>
+          <w:b/>
+          <w:bCs/>
+        </w:rPr>
+        <w:t>Jaké</w:t>
+      </w:r>
+      <w:proofErr w:type="gramEnd"/>
+      <w:r>
+        <w:rPr>
+          <w:b/>
+          <w:bCs/>
+        </w:rPr>
+        <w:t xml:space="preserve"> typy metod obvykle musíme deklarovat a definovat?</w:t>
+      </w:r>
+      <w:r>
+        <w:t xml:space="preserve"> Kromě konstruktorů a destruktorů se jedná především o přístupové metody (</w:t>
+      </w:r>
+      <w:proofErr w:type="spellStart"/>
+      <w:r>
+        <w:t>gettery</w:t>
+      </w:r>
+      <w:proofErr w:type="spellEnd"/>
+      <w:r>
+        <w:t xml:space="preserve"> a </w:t>
+      </w:r>
+      <w:proofErr w:type="spellStart"/>
+      <w:r>
+        <w:t>settery</w:t>
+      </w:r>
+      <w:proofErr w:type="spellEnd"/>
+      <w:r>
+        <w:t>) a funkční metody realizující obchodní logiku.</w:t>
+      </w:r>
+    </w:p>
+    <w:p>
+      <w:proofErr w:type="gramStart"/>
+      <w:r>
+        <w:t xml:space="preserve">  </w:t>
+      </w:r>
+      <w:r>
+        <w:rPr>
+          <w:b/>
+          <w:bCs/>
+        </w:rPr>
+        <w:t>Co</w:t>
+      </w:r>
+      <w:proofErr w:type="gramEnd"/>
+      <w:r>
+        <w:rPr>
+          <w:b/>
+          <w:bCs/>
+        </w:rPr>
+        <w:t xml:space="preserve"> jsou objektové kompozice a k čemu jsou dobré?</w:t>
+      </w:r>
+      <w:r>
+        <w:t xml:space="preserve"> Je to vytváření složitějších objektů tím, že jako své členské proměnné obsahují jiné, jednodušší objekty (např. auto obsahuje motor), což zvyšuje </w:t>
+      </w:r>
+      <w:proofErr w:type="spellStart"/>
+      <w:r>
+        <w:t>znovupoužitelnost</w:t>
+      </w:r>
+      <w:proofErr w:type="spellEnd"/>
+      <w:r>
+        <w:t>.</w:t>
+      </w:r>
+    </w:p>
+    <w:p>
+      <w:proofErr w:type="gramStart"/>
+      <w:r>
+        <w:t xml:space="preserve">  </w:t>
+      </w:r>
+      <w:r>
+        <w:rPr>
+          <w:b/>
+          <w:bCs/>
+        </w:rPr>
+        <w:t>Jaký</w:t>
+      </w:r>
+      <w:proofErr w:type="gramEnd"/>
+      <w:r>
+        <w:rPr>
+          <w:b/>
+          <w:bCs/>
+        </w:rPr>
+        <w:t xml:space="preserve"> je rozdíl mezi funkční a objektovou dekompozicí programu?</w:t>
+      </w:r>
+      <w:r>
+        <w:t xml:space="preserve"> Funkční dekompozice štěpí problém primárně na posloupnost procesů a funkcí, zatímco objektová jej dělí na mapu spolupracujících entit (objektů).</w:t>
+      </w:r>
+    </w:p>
+    <w:p>
+      <w:proofErr w:type="gramStart"/>
+      <w:r>
+        <w:t xml:space="preserve">  </w:t>
+      </w:r>
+      <w:r>
+        <w:rPr>
+          <w:b/>
+          <w:bCs/>
+        </w:rPr>
+        <w:t>Proč</w:t>
+      </w:r>
+      <w:proofErr w:type="gramEnd"/>
+      <w:r>
+        <w:rPr>
+          <w:b/>
+          <w:bCs/>
+        </w:rPr>
+        <w:t xml:space="preserve"> preferujeme objektovou dekompozici a jaké jsou hlavní problémy funkční dekompozice?</w:t>
+      </w:r>
+      <w:r>
+        <w:t xml:space="preserve"> Objektová dekompozice vede ke kódu, který je odolnější vůči změnám, zatímco u funkční dekompozice změna datové struktury často rozbije všechny na ni navázané funkce.</w:t>
+      </w:r>
+    </w:p>
+    <w:p>
+      <w:proofErr w:type="gramStart"/>
+      <w:r>
+        <w:lastRenderedPageBreak/>
+        <w:t xml:space="preserve">  </w:t>
+      </w:r>
+      <w:r>
+        <w:rPr>
+          <w:b/>
+          <w:bCs/>
+        </w:rPr>
+        <w:t>Za</w:t>
+      </w:r>
+      <w:proofErr w:type="gramEnd"/>
+      <w:r>
+        <w:rPr>
+          <w:b/>
+          <w:bCs/>
+        </w:rPr>
+        <w:t xml:space="preserve"> jakých podmínek můžeme považovat třídu za objekt a jak to implementovat v C++?</w:t>
+      </w:r>
+      <w:r>
+        <w:t xml:space="preserve"> Pokud potřebujeme, aby existovala pouze v jedné jediné instanci (</w:t>
+      </w:r>
+      <w:proofErr w:type="spellStart"/>
+      <w:r>
+        <w:t>Singleton</w:t>
+      </w:r>
+      <w:proofErr w:type="spellEnd"/>
+      <w:r>
+        <w:t>), nebo pokud celou třídu složíme výhradně ze statických metod a statických datových členů.</w:t>
+      </w:r>
+    </w:p>
+    <w:p>
+      <w:proofErr w:type="gramStart"/>
+      <w:r>
+        <w:t xml:space="preserve">  </w:t>
+      </w:r>
+      <w:r>
+        <w:rPr>
+          <w:b/>
+          <w:bCs/>
+        </w:rPr>
+        <w:t>Vysvětlete</w:t>
+      </w:r>
+      <w:proofErr w:type="gramEnd"/>
+      <w:r>
+        <w:rPr>
+          <w:b/>
+          <w:bCs/>
+        </w:rPr>
+        <w:t xml:space="preserve"> rozdíl mezi členskými položkami třídy a instance a popište jejich dostupnost.</w:t>
+      </w:r>
+      <w:r>
+        <w:t xml:space="preserve"> Členské položky instance má každý konkrétní objekt své vlastní, zatímco položky třídy (označené jako static) sdílejí všechny objekty této třídy společně.</w:t>
+      </w:r>
+    </w:p>
+    <w:p>
+      <w:proofErr w:type="gramStart"/>
+      <w:r>
+        <w:t xml:space="preserve">  </w:t>
+      </w:r>
+      <w:r>
+        <w:rPr>
+          <w:b/>
+          <w:bCs/>
+        </w:rPr>
+        <w:t>Jak</w:t>
+      </w:r>
+      <w:proofErr w:type="gramEnd"/>
+      <w:r>
+        <w:rPr>
+          <w:b/>
+          <w:bCs/>
+        </w:rPr>
+        <w:t xml:space="preserve"> můžeme v C++ důsledně odlišovat práci s členskými položkami tříd a instancí?</w:t>
+      </w:r>
+      <w:r>
+        <w:t xml:space="preserve"> K položkám instance se přistupuje přes konkrétní název objektu a tečku (</w:t>
+      </w:r>
+      <w:proofErr w:type="spellStart"/>
+      <w:r>
+        <w:t>objekt.data</w:t>
+      </w:r>
+      <w:proofErr w:type="spellEnd"/>
+      <w:r>
+        <w:t>), k položkám třídy přes název třídy a operátor rozlišení rozsahu (</w:t>
+      </w:r>
+      <w:proofErr w:type="spellStart"/>
+      <w:proofErr w:type="gramStart"/>
+      <w:r>
+        <w:t>Trida</w:t>
+      </w:r>
+      <w:proofErr w:type="spellEnd"/>
+      <w:r>
+        <w:t>::</w:t>
+      </w:r>
+      <w:proofErr w:type="spellStart"/>
+      <w:proofErr w:type="gramEnd"/>
+      <w:r>
+        <w:t>statickaData</w:t>
+      </w:r>
+      <w:proofErr w:type="spellEnd"/>
+      <w:r>
+        <w:t>).</w:t>
+      </w:r>
+    </w:p>
+    <w:p>
+      <w:proofErr w:type="gramStart"/>
+      <w:r>
+        <w:t xml:space="preserve">  </w:t>
+      </w:r>
+      <w:r>
+        <w:rPr>
+          <w:b/>
+          <w:bCs/>
+        </w:rPr>
+        <w:t>Potřebuje</w:t>
+      </w:r>
+      <w:proofErr w:type="gramEnd"/>
+      <w:r>
+        <w:rPr>
+          <w:b/>
+          <w:bCs/>
+        </w:rPr>
+        <w:t xml:space="preserve"> třída v roli objektu </w:t>
+      </w:r>
+      <w:proofErr w:type="gramStart"/>
+      <w:r>
+        <w:rPr>
+          <w:b/>
+          <w:bCs/>
+        </w:rPr>
+        <w:t>konstruktor</w:t>
+      </w:r>
+      <w:proofErr w:type="gramEnd"/>
+      <w:r>
+        <w:rPr>
+          <w:b/>
+          <w:bCs/>
+        </w:rPr>
+        <w:t xml:space="preserve"> resp. destruktor a proč?</w:t>
+      </w:r>
+      <w:r>
+        <w:t xml:space="preserve"> Zpravidla nepotřebuje instanční konstruktor/destruktor, protože se nevytváří běžným způsobem, ale její statická data se musí inicializovat explicitně v globálním prostoru.</w:t>
+      </w:r>
+    </w:p>
+    <w:p>
+      <w:proofErr w:type="gramStart"/>
+      <w:r>
+        <w:t xml:space="preserve">  </w:t>
+      </w:r>
+      <w:r>
+        <w:rPr>
+          <w:b/>
+          <w:bCs/>
+        </w:rPr>
+        <w:t>Které</w:t>
+      </w:r>
+      <w:proofErr w:type="gramEnd"/>
+      <w:r>
+        <w:rPr>
+          <w:b/>
+          <w:bCs/>
+        </w:rPr>
+        <w:t xml:space="preserve"> dva klíčové požadavky řešíme pomocí dědičnosti?</w:t>
+      </w:r>
+      <w:r>
+        <w:t xml:space="preserve"> Sdílení společného kódu bez jeho kopírování a vytváření typových hierarchií umožňujících využití polymorfismu.</w:t>
+      </w:r>
+    </w:p>
+    <w:p>
+      <w:proofErr w:type="gramStart"/>
+      <w:r>
+        <w:t xml:space="preserve">  </w:t>
+      </w:r>
+      <w:r>
+        <w:rPr>
+          <w:b/>
+          <w:bCs/>
+        </w:rPr>
+        <w:t>Jaké</w:t>
+      </w:r>
+      <w:proofErr w:type="gramEnd"/>
+      <w:r>
+        <w:rPr>
+          <w:b/>
+          <w:bCs/>
+        </w:rPr>
+        <w:t xml:space="preserve"> návrhové požadavky máme na použití tříd (co s nimi můžeme dělat)?</w:t>
+      </w:r>
+      <w:r>
+        <w:t xml:space="preserve"> Můžeme od nich tvořit objekty (</w:t>
+      </w:r>
+      <w:proofErr w:type="spellStart"/>
+      <w:r>
+        <w:t>instanciace</w:t>
+      </w:r>
+      <w:proofErr w:type="spellEnd"/>
+      <w:r>
+        <w:t>), používat je jako datové členy v jiných třídách (kompozice) a odvozovat z nich třídy nové (dědičnost).</w:t>
+      </w:r>
+    </w:p>
+    <w:p>
+      <w:proofErr w:type="gramStart"/>
+      <w:r>
+        <w:t xml:space="preserve">  </w:t>
+      </w:r>
+      <w:r>
+        <w:rPr>
+          <w:b/>
+          <w:bCs/>
+        </w:rPr>
+        <w:t>Jaký</w:t>
+      </w:r>
+      <w:proofErr w:type="gramEnd"/>
+      <w:r>
+        <w:rPr>
+          <w:b/>
+          <w:bCs/>
+        </w:rPr>
+        <w:t xml:space="preserve"> je rozdíl mezi dědičností a skládáním? Co mají společného?</w:t>
+      </w:r>
+      <w:r>
+        <w:t xml:space="preserve"> Dědičnost definuje vztah typu "je" (</w:t>
+      </w:r>
+      <w:proofErr w:type="gramStart"/>
+      <w:r>
+        <w:t>Pes</w:t>
+      </w:r>
+      <w:proofErr w:type="gramEnd"/>
+      <w:r>
+        <w:t xml:space="preserve"> je Zvíře), skládání vztah "má" (Auto má Motor); obojí slouží k opětovnému využití existujícího kódu.</w:t>
+      </w:r>
+    </w:p>
+    <w:p>
+      <w:proofErr w:type="gramStart"/>
+      <w:r>
+        <w:t xml:space="preserve">  </w:t>
+      </w:r>
+      <w:r>
+        <w:rPr>
+          <w:b/>
+          <w:bCs/>
+        </w:rPr>
+        <w:t>V</w:t>
+      </w:r>
+      <w:proofErr w:type="gramEnd"/>
+      <w:r>
+        <w:rPr>
+          <w:b/>
+          <w:bCs/>
+        </w:rPr>
+        <w:t xml:space="preserve"> jakých rolích vystupují třídy v dědičnosti? Použijte správnou terminologii.</w:t>
+      </w:r>
+      <w:r>
+        <w:t xml:space="preserve"> Vystupují jako základní třída (předek, </w:t>
+      </w:r>
+      <w:proofErr w:type="spellStart"/>
+      <w:r>
+        <w:t>superclass</w:t>
+      </w:r>
+      <w:proofErr w:type="spellEnd"/>
+      <w:r>
+        <w:t xml:space="preserve">) a z ní odvozená třída (potomek, </w:t>
+      </w:r>
+      <w:proofErr w:type="spellStart"/>
+      <w:r>
+        <w:t>subclass</w:t>
+      </w:r>
+      <w:proofErr w:type="spellEnd"/>
+      <w:r>
+        <w:t>).</w:t>
+      </w:r>
+    </w:p>
+    <w:p>
+      <w:proofErr w:type="gramStart"/>
+      <w:r>
+        <w:t xml:space="preserve">  </w:t>
+      </w:r>
+      <w:r>
+        <w:rPr>
+          <w:b/>
+          <w:bCs/>
+        </w:rPr>
+        <w:t>Vysvětlete</w:t>
+      </w:r>
+      <w:proofErr w:type="gramEnd"/>
+      <w:r>
+        <w:rPr>
+          <w:b/>
+          <w:bCs/>
+        </w:rPr>
+        <w:t xml:space="preserve"> v jakém obecném vztahu je třída, ze které se dědí, se třídou, která dědí.</w:t>
+      </w:r>
+      <w:r>
+        <w:t xml:space="preserve"> Základní třída představuje obecnější koncept (generalizaci), zatímco odvozená třída představuje její konkrétnější variantu (specializaci).</w:t>
+      </w:r>
+    </w:p>
+    <w:p>
+      <w:proofErr w:type="gramStart"/>
+      <w:r>
+        <w:t xml:space="preserve">  </w:t>
+      </w:r>
+      <w:r>
+        <w:rPr>
+          <w:b/>
+          <w:bCs/>
+        </w:rPr>
+        <w:t>Co</w:t>
+      </w:r>
+      <w:proofErr w:type="gramEnd"/>
+      <w:r>
+        <w:rPr>
+          <w:b/>
+          <w:bCs/>
+        </w:rPr>
+        <w:t xml:space="preserve"> všechno se dědí, co ne a proč?</w:t>
+      </w:r>
+      <w:r>
+        <w:t xml:space="preserve"> Dědí se datové členy a metody, nedědí se konstruktory, destruktory a operátory přiřazení, protože jsou pevně svázány s vytvářením/rušením konkrétní úrovně hierarchie.</w:t>
+      </w:r>
+    </w:p>
+    <w:p>
+      <w:proofErr w:type="gramStart"/>
+      <w:r>
+        <w:t xml:space="preserve">  </w:t>
+      </w:r>
+      <w:r>
+        <w:rPr>
+          <w:b/>
+          <w:bCs/>
+        </w:rPr>
+        <w:t>Co</w:t>
+      </w:r>
+      <w:proofErr w:type="gramEnd"/>
+      <w:r>
+        <w:rPr>
+          <w:b/>
+          <w:bCs/>
+        </w:rPr>
+        <w:t xml:space="preserve"> rozumíme jednoduchou dědičností a jak s tím souvisí hierarchie tříd v dědičnosti?</w:t>
+      </w:r>
+      <w:r>
+        <w:t xml:space="preserve"> Při jednoduché dědičnosti má každá třída nanejvýš jednoho přímého předka, což vytváří přehlednou stromovou hierarchii bez konfliktů názvů.</w:t>
+      </w:r>
+    </w:p>
+    <w:p>
+      <w:proofErr w:type="gramStart"/>
+      <w:r>
+        <w:t xml:space="preserve">  </w:t>
+      </w:r>
+      <w:r>
+        <w:rPr>
+          <w:b/>
+          <w:bCs/>
+        </w:rPr>
+        <w:t>Co</w:t>
+      </w:r>
+      <w:proofErr w:type="gramEnd"/>
+      <w:r>
+        <w:rPr>
+          <w:b/>
+          <w:bCs/>
+        </w:rPr>
+        <w:t xml:space="preserve"> je Liskové substituční princip a jak se projevuje v dědičnosti?</w:t>
+      </w:r>
+      <w:r>
+        <w:t xml:space="preserve"> Zásada, podle které musí jít objekt libovolného potomka bezpečně použít všude tam, kde program očekává objekt jeho předka, aniž by se pokazilo chování programu.</w:t>
+      </w:r>
+    </w:p>
+    <w:p>
+      <w:proofErr w:type="gramStart"/>
+      <w:r>
+        <w:lastRenderedPageBreak/>
+        <w:t xml:space="preserve">  </w:t>
+      </w:r>
+      <w:r>
+        <w:rPr>
+          <w:b/>
+          <w:bCs/>
+        </w:rPr>
+        <w:t>V</w:t>
+      </w:r>
+      <w:proofErr w:type="gramEnd"/>
+      <w:r>
+        <w:rPr>
+          <w:b/>
+          <w:bCs/>
+        </w:rPr>
+        <w:t xml:space="preserve"> jakém pořadí se volají a vykonávají konstruktory při použití dědičnosti?</w:t>
+      </w:r>
+      <w:r>
+        <w:t xml:space="preserve"> Konstruktory se vykonávají od nejvyššího (nejobecnějšího) předka směrem dolů k potomkovi, aby potomek mohl bezpečně stavět na již inicializovaných základech.</w:t>
+      </w:r>
+    </w:p>
+    <w:p>
+      <w:proofErr w:type="gramStart"/>
+      <w:r>
+        <w:t xml:space="preserve">  </w:t>
+      </w:r>
+      <w:r>
+        <w:rPr>
+          <w:b/>
+          <w:bCs/>
+        </w:rPr>
+        <w:t>Co</w:t>
+      </w:r>
+      <w:proofErr w:type="gramEnd"/>
+      <w:r>
+        <w:rPr>
+          <w:b/>
+          <w:bCs/>
+        </w:rPr>
+        <w:t xml:space="preserve"> rozumíme paradoxem specializace a rozšíření?</w:t>
+      </w:r>
+      <w:r>
+        <w:t xml:space="preserve"> Z logického hlediska je potomek sice užším (specializovaným) pojmem, ale na úrovni kódu je "širší", protože obsahuje více dat a metod než jeho předek.</w:t>
+      </w:r>
+    </w:p>
+    <w:p>
+      <w:proofErr w:type="gramStart"/>
+      <w:r>
+        <w:t xml:space="preserve">  </w:t>
+      </w:r>
+      <w:r>
+        <w:rPr>
+          <w:b/>
+          <w:bCs/>
+        </w:rPr>
+        <w:t>Uveďte</w:t>
+      </w:r>
+      <w:proofErr w:type="gramEnd"/>
+      <w:r>
+        <w:rPr>
+          <w:b/>
+          <w:bCs/>
+        </w:rPr>
+        <w:t xml:space="preserve"> správné a špatné příklady vztahu "generalizace-specializace".</w:t>
+      </w:r>
+      <w:r>
+        <w:t xml:space="preserve"> Správně: Vozidlo (generalizace) -&gt; Auto (specializace); Špatně: Obdélník -&gt; Úsečka (úsečka není specializovaným typem obdélníku, nelze ji tak použít).</w:t>
+      </w:r>
+    </w:p>
+    <w:p>
+      <w:proofErr w:type="gramStart"/>
+      <w:r>
+        <w:t xml:space="preserve">  </w:t>
+      </w:r>
+      <w:r>
+        <w:rPr>
+          <w:b/>
+          <w:bCs/>
+        </w:rPr>
+        <w:t>Co</w:t>
+      </w:r>
+      <w:proofErr w:type="gramEnd"/>
+      <w:r>
+        <w:rPr>
+          <w:b/>
+          <w:bCs/>
+        </w:rPr>
+        <w:t xml:space="preserve"> rozumíme v dědičnosti změnou chování?</w:t>
+      </w:r>
+      <w:r>
+        <w:t xml:space="preserve"> Situaci, kdy odvozená třída nahradí (přepíše) implementaci původní metody svého předka vlastní logikou.</w:t>
+      </w:r>
+    </w:p>
+    <w:p>
+      <w:proofErr w:type="gramStart"/>
+      <w:r>
+        <w:t xml:space="preserve">  </w:t>
+      </w:r>
+      <w:r>
+        <w:rPr>
+          <w:b/>
+          <w:bCs/>
+        </w:rPr>
+        <w:t>Co</w:t>
+      </w:r>
+      <w:proofErr w:type="gramEnd"/>
+      <w:r>
+        <w:rPr>
+          <w:b/>
+          <w:bCs/>
+        </w:rPr>
+        <w:t xml:space="preserve"> rozumíme přetížením? Jedná se o rozšíření nebo změnu chování?</w:t>
+      </w:r>
+      <w:r>
+        <w:t xml:space="preserve"> Přetížení (</w:t>
+      </w:r>
+      <w:proofErr w:type="spellStart"/>
+      <w:r>
+        <w:t>overloading</w:t>
+      </w:r>
+      <w:proofErr w:type="spellEnd"/>
+      <w:r>
+        <w:t>) je vytvoření více metod stejného jména s různými parametry v jedné třídě a představuje rozšíření chování.</w:t>
+      </w:r>
+    </w:p>
+    <w:p>
+      <w:proofErr w:type="gramStart"/>
+      <w:r>
+        <w:t xml:space="preserve">  </w:t>
+      </w:r>
+      <w:r>
+        <w:rPr>
+          <w:b/>
+          <w:bCs/>
+        </w:rPr>
+        <w:t>Uveďte</w:t>
+      </w:r>
+      <w:proofErr w:type="gramEnd"/>
+      <w:r>
+        <w:rPr>
+          <w:b/>
+          <w:bCs/>
+        </w:rPr>
+        <w:t xml:space="preserve"> různé typy přetížení.</w:t>
+      </w:r>
+      <w:r>
+        <w:t xml:space="preserve"> Lze přetěžovat běžné funkce, metody uvnitř tříd a také operátory (např. úprava operátoru + pro sčítání vlastních vektorů).</w:t>
+      </w:r>
+    </w:p>
+    <w:p>
+      <w:proofErr w:type="gramStart"/>
+      <w:r>
+        <w:t xml:space="preserve">  </w:t>
+      </w:r>
+      <w:r>
+        <w:rPr>
+          <w:b/>
+          <w:bCs/>
+        </w:rPr>
+        <w:t>Co</w:t>
+      </w:r>
+      <w:proofErr w:type="gramEnd"/>
+      <w:r>
+        <w:rPr>
+          <w:b/>
+          <w:bCs/>
+        </w:rPr>
+        <w:t xml:space="preserve"> rozumíme překrytím? Jedná se o rozšíření nebo změnu chování?</w:t>
+      </w:r>
+      <w:r>
+        <w:t xml:space="preserve"> Překrytí (</w:t>
+      </w:r>
+      <w:proofErr w:type="spellStart"/>
+      <w:r>
+        <w:t>overriding</w:t>
+      </w:r>
+      <w:proofErr w:type="spellEnd"/>
+      <w:r>
+        <w:t>) znamená, že potomek nahradí implementaci metody zděděné od předka, jedná se tedy primárně o změnu chování.</w:t>
+      </w:r>
+    </w:p>
+    <w:p>
+      <w:proofErr w:type="gramStart"/>
+      <w:r>
+        <w:t xml:space="preserve">  </w:t>
+      </w:r>
+      <w:r>
+        <w:rPr>
+          <w:b/>
+          <w:bCs/>
+        </w:rPr>
+        <w:t>Jaký</w:t>
+      </w:r>
+      <w:proofErr w:type="gramEnd"/>
+      <w:r>
+        <w:rPr>
+          <w:b/>
+          <w:bCs/>
+        </w:rPr>
+        <w:t xml:space="preserve"> princip porušujeme, použijeme-li „</w:t>
+      </w:r>
+      <w:proofErr w:type="spellStart"/>
+      <w:r>
+        <w:rPr>
+          <w:b/>
+          <w:bCs/>
+        </w:rPr>
+        <w:t>protected</w:t>
+      </w:r>
+      <w:proofErr w:type="spellEnd"/>
+      <w:r>
+        <w:rPr>
+          <w:b/>
+          <w:bCs/>
+        </w:rPr>
+        <w:t>“ a proč?</w:t>
+      </w:r>
+      <w:r>
+        <w:t xml:space="preserve"> Částečně porušujeme princip zapouzdření a skrytí implementace, protože zpřístupňujeme vnitřní stav předka přímo jeho potomkům, čímž zvyšujeme závislost kódu.</w:t>
+      </w:r>
+    </w:p>
+    <w:p>
+      <w:proofErr w:type="gramStart"/>
+      <w:r>
+        <w:t xml:space="preserve">  </w:t>
+      </w:r>
+      <w:r>
+        <w:rPr>
+          <w:b/>
+          <w:bCs/>
+        </w:rPr>
+        <w:t>Jaký</w:t>
+      </w:r>
+      <w:proofErr w:type="gramEnd"/>
+      <w:r>
+        <w:rPr>
+          <w:b/>
+          <w:bCs/>
+        </w:rPr>
+        <w:t xml:space="preserve"> problém přináší potřeba změny chování v dědičnosti?</w:t>
+      </w:r>
+      <w:r>
+        <w:t xml:space="preserve"> Hrozí riziko, že potomek změní chování natolik, že poruší smlouvu garantovanou předkem (porušení </w:t>
+      </w:r>
+      <w:proofErr w:type="spellStart"/>
+      <w:r>
+        <w:t>Liskovové</w:t>
+      </w:r>
+      <w:proofErr w:type="spellEnd"/>
+      <w:r>
+        <w:t xml:space="preserve"> principu), což zmate okolní program.</w:t>
+      </w:r>
+    </w:p>
+    <w:p>
+      <w:proofErr w:type="gramStart"/>
+      <w:r>
+        <w:t xml:space="preserve">  </w:t>
+      </w:r>
+      <w:r>
+        <w:rPr>
+          <w:b/>
+          <w:bCs/>
+        </w:rPr>
+        <w:t>Popište</w:t>
+      </w:r>
+      <w:proofErr w:type="gramEnd"/>
+      <w:r>
+        <w:rPr>
+          <w:b/>
+          <w:bCs/>
+        </w:rPr>
+        <w:t>, jak se prakticky projevuje různá míra přístupu k položkám třídy.</w:t>
+      </w:r>
+      <w:r>
+        <w:t xml:space="preserve"> Prvky public může volat kdokoli zvenčí, </w:t>
+      </w:r>
+      <w:proofErr w:type="spellStart"/>
+      <w:r>
+        <w:t>private</w:t>
+      </w:r>
+      <w:proofErr w:type="spellEnd"/>
+      <w:r>
+        <w:t xml:space="preserve"> smí používat pouze metody téže třídy a </w:t>
+      </w:r>
+      <w:proofErr w:type="spellStart"/>
+      <w:r>
+        <w:t>protected</w:t>
+      </w:r>
+      <w:proofErr w:type="spellEnd"/>
+      <w:r>
+        <w:t xml:space="preserve"> jsou dostupné jen v dané třídě a v jejích potomcích.</w:t>
+      </w:r>
+    </w:p>
+    <w:p>
+      <w:proofErr w:type="gramStart"/>
+      <w:r>
+        <w:t xml:space="preserve">  </w:t>
+      </w:r>
+      <w:r>
+        <w:rPr>
+          <w:b/>
+          <w:bCs/>
+        </w:rPr>
+        <w:t>Jak</w:t>
+      </w:r>
+      <w:proofErr w:type="gramEnd"/>
+      <w:r>
+        <w:rPr>
+          <w:b/>
+          <w:bCs/>
+        </w:rPr>
+        <w:t xml:space="preserve"> se použití „</w:t>
+      </w:r>
+      <w:proofErr w:type="spellStart"/>
+      <w:r>
+        <w:rPr>
+          <w:b/>
+          <w:bCs/>
+        </w:rPr>
+        <w:t>protected</w:t>
+      </w:r>
+      <w:proofErr w:type="spellEnd"/>
+      <w:r>
+        <w:rPr>
+          <w:b/>
+          <w:bCs/>
+        </w:rPr>
+        <w:t>“ projeví ve vztahu předka a potomka?</w:t>
+      </w:r>
+      <w:r>
+        <w:t xml:space="preserve"> Potomek může přímo číst a zapisovat do </w:t>
+      </w:r>
+      <w:proofErr w:type="spellStart"/>
+      <w:r>
+        <w:t>protected</w:t>
+      </w:r>
+      <w:proofErr w:type="spellEnd"/>
+      <w:r>
+        <w:t xml:space="preserve"> atributů předka, jako by byly jeho vlastní, což mu usnadňuje práci, ale těsně ho s předkem svazuje.</w:t>
+      </w:r>
+    </w:p>
+    <w:p>
+      <w:proofErr w:type="gramStart"/>
+      <w:r>
+        <w:t xml:space="preserve">  </w:t>
+      </w:r>
+      <w:r>
+        <w:rPr>
+          <w:b/>
+          <w:bCs/>
+        </w:rPr>
+        <w:t>Jaký</w:t>
+      </w:r>
+      <w:proofErr w:type="gramEnd"/>
+      <w:r>
+        <w:rPr>
+          <w:b/>
+          <w:bCs/>
+        </w:rPr>
+        <w:t xml:space="preserve"> je rozdíl mezi </w:t>
+      </w:r>
+      <w:proofErr w:type="spellStart"/>
+      <w:r>
+        <w:rPr>
+          <w:b/>
+          <w:bCs/>
+        </w:rPr>
+        <w:t>shadowing</w:t>
+      </w:r>
+      <w:proofErr w:type="spellEnd"/>
+      <w:r>
+        <w:rPr>
+          <w:b/>
+          <w:bCs/>
+        </w:rPr>
+        <w:t xml:space="preserve"> a </w:t>
+      </w:r>
+      <w:proofErr w:type="spellStart"/>
+      <w:r>
+        <w:rPr>
+          <w:b/>
+          <w:bCs/>
+        </w:rPr>
+        <w:t>overriding</w:t>
+      </w:r>
+      <w:proofErr w:type="spellEnd"/>
+      <w:r>
+        <w:rPr>
+          <w:b/>
+          <w:bCs/>
+        </w:rPr>
+        <w:t xml:space="preserve"> překrytím? Uveďte příklady.</w:t>
+      </w:r>
+      <w:r>
+        <w:t xml:space="preserve"> </w:t>
+      </w:r>
+      <w:proofErr w:type="spellStart"/>
+      <w:r>
+        <w:t>Shadowing</w:t>
+      </w:r>
+      <w:proofErr w:type="spellEnd"/>
+      <w:r>
+        <w:t xml:space="preserve"> (skrytí) platí pro nevirtuální metody a zavolá se ta verze, jakého typu je ukazatel, zatímco </w:t>
+      </w:r>
+      <w:proofErr w:type="spellStart"/>
+      <w:r>
+        <w:t>overriding</w:t>
+      </w:r>
+      <w:proofErr w:type="spellEnd"/>
+      <w:r>
+        <w:t xml:space="preserve"> (přepsání) platí pro virtuální metody a vždy se volá metoda skutečného typu vytvořeného objektu.</w:t>
+      </w:r>
+    </w:p>
+    <w:p>
+      <w:proofErr w:type="gramStart"/>
+      <w:r>
+        <w:lastRenderedPageBreak/>
+        <w:t xml:space="preserve">  </w:t>
+      </w:r>
+      <w:r>
+        <w:rPr>
+          <w:b/>
+          <w:bCs/>
+        </w:rPr>
+        <w:t>Co</w:t>
+      </w:r>
+      <w:proofErr w:type="gramEnd"/>
+      <w:r>
+        <w:rPr>
+          <w:b/>
+          <w:bCs/>
+        </w:rPr>
+        <w:t xml:space="preserve"> rozumíme polymorfismem a s čím to souvisí?</w:t>
+      </w:r>
+      <w:r>
+        <w:t xml:space="preserve"> Schopnost poslat stejnou zprávu různým objektům (sdílejícím společného předka) s tím, že každý na ni zareaguje svým specifickým způsobem.</w:t>
+      </w:r>
+    </w:p>
+    <w:p>
+      <w:proofErr w:type="gramStart"/>
+      <w:r>
+        <w:t xml:space="preserve">  </w:t>
+      </w:r>
+      <w:r>
+        <w:rPr>
+          <w:b/>
+          <w:bCs/>
+        </w:rPr>
+        <w:t>Co</w:t>
+      </w:r>
+      <w:proofErr w:type="gramEnd"/>
+      <w:r>
+        <w:rPr>
+          <w:b/>
+          <w:bCs/>
+        </w:rPr>
+        <w:t xml:space="preserve"> rozumíme polymorfním přiřazením?</w:t>
+      </w:r>
+      <w:r>
+        <w:t xml:space="preserve"> Uložení adresy vytvořeného objektu potomka do proměnné, která je typově deklarována jako ukazatel (nebo reference) na jeho předka.</w:t>
+      </w:r>
+    </w:p>
+    <w:p>
+      <w:proofErr w:type="gramStart"/>
+      <w:r>
+        <w:t xml:space="preserve">  </w:t>
+      </w:r>
+      <w:r>
+        <w:rPr>
+          <w:b/>
+          <w:bCs/>
+        </w:rPr>
+        <w:t>Co</w:t>
+      </w:r>
+      <w:proofErr w:type="gramEnd"/>
+      <w:r>
+        <w:rPr>
+          <w:b/>
+          <w:bCs/>
+        </w:rPr>
+        <w:t xml:space="preserve"> je časná vazba? Uveďte příklady.</w:t>
+      </w:r>
+      <w:r>
+        <w:t xml:space="preserve"> Situace, kdy kompilátor už během překladu přesně ví a pevně určí, která funkce v paměti se má zavolat (např. volání běžné lokální funkce).</w:t>
+      </w:r>
+    </w:p>
+    <w:p>
+      <w:proofErr w:type="gramStart"/>
+      <w:r>
+        <w:t xml:space="preserve">  </w:t>
+      </w:r>
+      <w:r>
+        <w:rPr>
+          <w:b/>
+          <w:bCs/>
+        </w:rPr>
+        <w:t>Co</w:t>
+      </w:r>
+      <w:proofErr w:type="gramEnd"/>
+      <w:r>
+        <w:rPr>
+          <w:b/>
+          <w:bCs/>
+        </w:rPr>
+        <w:t xml:space="preserve"> je pozdní vazba? Uveďte příklady.</w:t>
+      </w:r>
+      <w:r>
+        <w:t xml:space="preserve"> Situace, kdy se o tom, jaká konkrétní funkce se vykoná, rozhoduje dynamicky až za běhu programu (např. volání virtuální metody přes ukazatel na předka).</w:t>
+      </w:r>
+    </w:p>
+    <w:p>
+      <w:proofErr w:type="gramStart"/>
+      <w:r>
+        <w:t xml:space="preserve">  </w:t>
+      </w:r>
+      <w:r>
+        <w:rPr>
+          <w:b/>
+          <w:bCs/>
+        </w:rPr>
+        <w:t>Popište</w:t>
+      </w:r>
+      <w:proofErr w:type="gramEnd"/>
+      <w:r>
+        <w:rPr>
+          <w:b/>
+          <w:bCs/>
+        </w:rPr>
+        <w:t>, co je virtuální metoda a její vlastnosti.</w:t>
+      </w:r>
+      <w:r>
+        <w:t xml:space="preserve"> Metoda označená slovem </w:t>
+      </w:r>
+      <w:proofErr w:type="spellStart"/>
+      <w:r>
+        <w:t>virtual</w:t>
+      </w:r>
+      <w:proofErr w:type="spellEnd"/>
+      <w:r>
+        <w:t>, jejíž volání je řešeno mechanismem pozdní vazby, což umožňuje jejím potomkům její chování plně přepsat.</w:t>
+      </w:r>
+    </w:p>
+    <w:p>
+      <w:proofErr w:type="gramStart"/>
+      <w:r>
+        <w:t xml:space="preserve">  </w:t>
+      </w:r>
+      <w:r>
+        <w:rPr>
+          <w:b/>
+          <w:bCs/>
+        </w:rPr>
+        <w:t>Popište</w:t>
+      </w:r>
+      <w:proofErr w:type="gramEnd"/>
+      <w:r>
+        <w:rPr>
+          <w:b/>
+          <w:bCs/>
+        </w:rPr>
+        <w:t>, co je tabulka virtuálních metod a jak funguje.</w:t>
+      </w:r>
+      <w:r>
+        <w:t xml:space="preserve"> Tabulka vytvořená kompilátorem pro danou třídu uchovávající adresy jejích virtuálních metod, do které program nahlíží za běhu, aby zjistil, jaký kód má skutečně spustit.</w:t>
+      </w:r>
+    </w:p>
+    <w:p>
+      <w:proofErr w:type="gramStart"/>
+      <w:r>
+        <w:t xml:space="preserve">  </w:t>
+      </w:r>
+      <w:r>
+        <w:rPr>
+          <w:b/>
+          <w:bCs/>
+        </w:rPr>
+        <w:t>Může</w:t>
+      </w:r>
+      <w:proofErr w:type="gramEnd"/>
+      <w:r>
+        <w:rPr>
+          <w:b/>
+          <w:bCs/>
+        </w:rPr>
+        <w:t xml:space="preserve"> být konstruktor virtuální? A proč?</w:t>
+      </w:r>
+      <w:r>
+        <w:t xml:space="preserve"> Nemůže, protože při tvorbě objektu ještě tabulka virtuálních metod není správně nastavena a kompilátor musí předem přesně vědět, jaký typ se v paměti vytváří.</w:t>
+      </w:r>
+    </w:p>
+    <w:p>
+      <w:proofErr w:type="gramStart"/>
+      <w:r>
+        <w:t xml:space="preserve">  </w:t>
+      </w:r>
+      <w:r>
+        <w:rPr>
+          <w:b/>
+          <w:bCs/>
+        </w:rPr>
+        <w:t>Může</w:t>
+      </w:r>
+      <w:proofErr w:type="gramEnd"/>
+      <w:r>
+        <w:rPr>
+          <w:b/>
+          <w:bCs/>
+        </w:rPr>
+        <w:t xml:space="preserve"> být destruktor virtuální? A proč?</w:t>
+      </w:r>
+      <w:r>
+        <w:t xml:space="preserve"> Ano, a v polymorfních strukturách často musí být, aby operátor </w:t>
+      </w:r>
+      <w:proofErr w:type="spellStart"/>
+      <w:r>
+        <w:t>delete</w:t>
+      </w:r>
+      <w:proofErr w:type="spellEnd"/>
+      <w:r>
+        <w:t xml:space="preserve"> aplikovaný na ukazatel předka korektně zavolal i destruktor správného potomka.</w:t>
+      </w:r>
+    </w:p>
+    <w:p>
+      <w:proofErr w:type="gramStart"/>
+      <w:r>
+        <w:t xml:space="preserve">  </w:t>
+      </w:r>
+      <w:r>
+        <w:rPr>
+          <w:b/>
+          <w:bCs/>
+        </w:rPr>
+        <w:t>Kdy</w:t>
+      </w:r>
+      <w:proofErr w:type="gramEnd"/>
+      <w:r>
+        <w:rPr>
+          <w:b/>
+          <w:bCs/>
+        </w:rPr>
+        <w:t xml:space="preserve"> mluvíme v C++ o polymorfismu a jak se to projeví v návrhu?</w:t>
+      </w:r>
+      <w:r>
+        <w:t xml:space="preserve"> Mluvíme o něm v momentě využití dědičnosti v kombinaci s virtuálními metodami a ukazateli/referencemi na předka, což umožňuje návrh otevřený pro přidávání nových typů objektů.</w:t>
+      </w:r>
+    </w:p>
+    <w:p>
+      <w:proofErr w:type="gramStart"/>
+      <w:r>
+        <w:t xml:space="preserve">  </w:t>
+      </w:r>
+      <w:r>
+        <w:rPr>
+          <w:b/>
+          <w:bCs/>
+        </w:rPr>
+        <w:t>Co</w:t>
+      </w:r>
+      <w:proofErr w:type="gramEnd"/>
+      <w:r>
+        <w:rPr>
+          <w:b/>
+          <w:bCs/>
+        </w:rPr>
+        <w:t xml:space="preserve"> je polymorfní datová struktura a k čemu ji využíváme?</w:t>
+      </w:r>
+      <w:r>
+        <w:t xml:space="preserve"> Datová kolekce (např. pole ukazatelů na základní třídu Tvar*), do které můžeme vložit různé potomky (Kruh, Čtverec) a projít je jednotným cyklem.</w:t>
+      </w:r>
+    </w:p>
+    <w:p>
+      <w:proofErr w:type="gramStart"/>
+      <w:r>
+        <w:t xml:space="preserve">  </w:t>
+      </w:r>
+      <w:r>
+        <w:rPr>
+          <w:b/>
+          <w:bCs/>
+        </w:rPr>
+        <w:t>Kdy</w:t>
+      </w:r>
+      <w:proofErr w:type="gramEnd"/>
+      <w:r>
+        <w:rPr>
+          <w:b/>
+          <w:bCs/>
+        </w:rPr>
+        <w:t xml:space="preserve"> potřebujeme virtuální destruktor? S čím to souvisí?</w:t>
+      </w:r>
+      <w:r>
+        <w:t xml:space="preserve"> Jakmile má základní třída alespoň jednu virtuální metodu, protože to indikuje, že budeme s potomky manipulovat dynamicky přes ukazatele na předka.</w:t>
+      </w:r>
+    </w:p>
+    <w:p>
+      <w:proofErr w:type="gramStart"/>
+      <w:r>
+        <w:t xml:space="preserve">  </w:t>
+      </w:r>
+      <w:r>
+        <w:rPr>
+          <w:b/>
+          <w:bCs/>
+        </w:rPr>
+        <w:t>Co</w:t>
+      </w:r>
+      <w:proofErr w:type="gramEnd"/>
+      <w:r>
+        <w:rPr>
+          <w:b/>
+          <w:bCs/>
+        </w:rPr>
+        <w:t xml:space="preserve"> je čistě virtuální metoda?</w:t>
+      </w:r>
+      <w:r>
+        <w:t xml:space="preserve"> Metoda deklarovaná v předkovi speciální syntaxí (např. = 0), která tam úmyslně nemá žádnou implementaci a nutí všechny potomky, aby si ji naprogramovali sami.</w:t>
+      </w:r>
+    </w:p>
+    <w:p>
+      <w:proofErr w:type="gramStart"/>
+      <w:r>
+        <w:lastRenderedPageBreak/>
+        <w:t xml:space="preserve">  </w:t>
+      </w:r>
+      <w:r>
+        <w:rPr>
+          <w:b/>
+          <w:bCs/>
+        </w:rPr>
+        <w:t>Kdy</w:t>
+      </w:r>
+      <w:proofErr w:type="gramEnd"/>
+      <w:r>
+        <w:rPr>
+          <w:b/>
+          <w:bCs/>
+        </w:rPr>
+        <w:t xml:space="preserve"> je vhodné použít čistě virtuální metodu? Uveďte příklad.</w:t>
+      </w:r>
+      <w:r>
+        <w:t xml:space="preserve"> Když předek reprezentuje koncept, který metodu musí obsahovat, ale není schopen ji obecně naprogramovat (např. metoda </w:t>
+      </w:r>
+      <w:proofErr w:type="spellStart"/>
+      <w:proofErr w:type="gramStart"/>
+      <w:r>
+        <w:t>SpocitejObsah</w:t>
+      </w:r>
+      <w:proofErr w:type="spellEnd"/>
+      <w:r>
+        <w:t>(</w:t>
+      </w:r>
+      <w:proofErr w:type="gramEnd"/>
+      <w:r>
+        <w:t xml:space="preserve">) u obecné třídy </w:t>
+      </w:r>
+      <w:proofErr w:type="spellStart"/>
+      <w:r>
+        <w:t>GeometrickyTvar</w:t>
+      </w:r>
+      <w:proofErr w:type="spellEnd"/>
+      <w:r>
+        <w:t>).</w:t>
+      </w:r>
+    </w:p>
+    <w:p>
+      <w:proofErr w:type="gramStart"/>
+      <w:r>
+        <w:t xml:space="preserve">  </w:t>
+      </w:r>
+      <w:r>
+        <w:rPr>
+          <w:b/>
+          <w:bCs/>
+        </w:rPr>
+        <w:t>Co</w:t>
+      </w:r>
+      <w:proofErr w:type="gramEnd"/>
+      <w:r>
+        <w:rPr>
+          <w:b/>
+          <w:bCs/>
+        </w:rPr>
+        <w:t xml:space="preserve"> je abstraktní třída?</w:t>
+      </w:r>
+      <w:r>
+        <w:t xml:space="preserve"> Třída, ze které se nesmí vytvářet přímé objekty (instance), protože obsahuje minimálně jednu čistě virtuální metodu.</w:t>
+      </w:r>
+    </w:p>
+    <w:p>
+      <w:proofErr w:type="gramStart"/>
+      <w:r>
+        <w:t xml:space="preserve">  </w:t>
+      </w:r>
+      <w:r>
+        <w:rPr>
+          <w:b/>
+          <w:bCs/>
+        </w:rPr>
+        <w:t>Kdy</w:t>
+      </w:r>
+      <w:proofErr w:type="gramEnd"/>
+      <w:r>
+        <w:rPr>
+          <w:b/>
+          <w:bCs/>
+        </w:rPr>
+        <w:t xml:space="preserve"> je vhodné použít abstraktní třídu? Uveďte příklad.</w:t>
+      </w:r>
+      <w:r>
+        <w:t xml:space="preserve"> Když chceme vytvořit silný společný základ (rozhraní) pro budoucí potomky, ale nedává logický smysl vytvářet objekt tohoto samotného základu (např. třída </w:t>
+      </w:r>
+      <w:proofErr w:type="spellStart"/>
+      <w:r>
+        <w:t>Zivocich</w:t>
+      </w:r>
+      <w:proofErr w:type="spellEnd"/>
+      <w:r>
+        <w:t>).</w:t>
+      </w:r>
+    </w:p>
+    <w:p>
+      <w:proofErr w:type="gramStart"/>
+      <w:r>
+        <w:t xml:space="preserve">  </w:t>
+      </w:r>
+      <w:r>
+        <w:rPr>
+          <w:b/>
+          <w:bCs/>
+        </w:rPr>
+        <w:t>Má</w:t>
+      </w:r>
+      <w:proofErr w:type="gramEnd"/>
+      <w:r>
+        <w:rPr>
+          <w:b/>
+          <w:bCs/>
+        </w:rPr>
+        <w:t xml:space="preserve"> abstraktní třída konstruktor a destruktor? A proč?</w:t>
+      </w:r>
+      <w:r>
+        <w:t xml:space="preserve"> Ano, protože i když z ní nelze udělat objekt přímo, musí být schopna nastavit a zrušit ta členská data, která v ní jsou definována pro její potomky.</w:t>
+      </w:r>
+    </w:p>
+    <w:p>
+      <w:proofErr w:type="gramStart"/>
+      <w:r>
+        <w:t xml:space="preserve">  </w:t>
+      </w:r>
+      <w:r>
+        <w:rPr>
+          <w:b/>
+          <w:bCs/>
+        </w:rPr>
+        <w:t>Může</w:t>
+      </w:r>
+      <w:proofErr w:type="gramEnd"/>
+      <w:r>
+        <w:rPr>
+          <w:b/>
+          <w:bCs/>
+        </w:rPr>
+        <w:t xml:space="preserve"> mít abstraktní třída členská data a funkce (metody)?</w:t>
+      </w:r>
+      <w:r>
+        <w:t xml:space="preserve"> Ano, kromě čistě virtuálních metod může obsahovat i běžná data a implementované funkce, které se beze změny dědí na potomky.</w:t>
+      </w:r>
+    </w:p>
+    <w:p>
+      <w:proofErr w:type="gramStart"/>
+      <w:r>
+        <w:t xml:space="preserve">  </w:t>
+      </w:r>
+      <w:r>
+        <w:rPr>
+          <w:b/>
+          <w:bCs/>
+        </w:rPr>
+        <w:t>Co</w:t>
+      </w:r>
+      <w:proofErr w:type="gramEnd"/>
+      <w:r>
+        <w:rPr>
+          <w:b/>
+          <w:bCs/>
+        </w:rPr>
+        <w:t xml:space="preserve"> je čistě abstraktní třída?</w:t>
+      </w:r>
+      <w:r>
+        <w:t xml:space="preserve"> Třída, která funguje jako striktní rozhraní – neobsahuje absolutně žádná data a všechny její metody jsou čistě virtuální.</w:t>
+      </w:r>
+    </w:p>
+    <w:p>
+      <w:proofErr w:type="gramStart"/>
+      <w:r>
+        <w:t xml:space="preserve">  </w:t>
+      </w:r>
+      <w:r>
+        <w:rPr>
+          <w:b/>
+          <w:bCs/>
+        </w:rPr>
+        <w:t>Co</w:t>
+      </w:r>
+      <w:proofErr w:type="gramEnd"/>
+      <w:r>
+        <w:rPr>
+          <w:b/>
+          <w:bCs/>
+        </w:rPr>
+        <w:t xml:space="preserve"> je vícenásobná dědičnost?</w:t>
+      </w:r>
+      <w:r>
+        <w:t xml:space="preserve"> Situace, kdy jedna odvozená třída dědí atributy a metody z více než jedné základní třídy současně.</w:t>
+      </w:r>
+    </w:p>
+    <w:p>
+      <w:proofErr w:type="gramStart"/>
+      <w:r>
+        <w:t xml:space="preserve">  </w:t>
+      </w:r>
+      <w:r>
+        <w:rPr>
+          <w:b/>
+          <w:bCs/>
+        </w:rPr>
+        <w:t>Kdy</w:t>
+      </w:r>
+      <w:proofErr w:type="gramEnd"/>
+      <w:r>
+        <w:rPr>
+          <w:b/>
+          <w:bCs/>
+        </w:rPr>
+        <w:t xml:space="preserve"> není vhodné použít vícenásobnou dědičnost? Uveďte příklad.</w:t>
+      </w:r>
+      <w:r>
+        <w:t xml:space="preserve"> Pokud by to vedlo ke komplikovaným křížením a logickým zmatkům, např. když má odvozená třída </w:t>
+      </w:r>
+      <w:proofErr w:type="spellStart"/>
+      <w:r>
+        <w:t>VojenskyDzip</w:t>
+      </w:r>
+      <w:proofErr w:type="spellEnd"/>
+      <w:r>
+        <w:t xml:space="preserve"> dědit od </w:t>
+      </w:r>
+      <w:proofErr w:type="spellStart"/>
+      <w:r>
+        <w:t>OsobniAuto</w:t>
+      </w:r>
+      <w:proofErr w:type="spellEnd"/>
+      <w:r>
+        <w:t xml:space="preserve"> a Tank, které oba dědí od Vozidlo (problém kosočtverce).</w:t>
+      </w:r>
+    </w:p>
+    <w:p>
+      <w:proofErr w:type="gramStart"/>
+      <w:r>
+        <w:t xml:space="preserve">  </w:t>
+      </w:r>
+      <w:r>
+        <w:rPr>
+          <w:b/>
+          <w:bCs/>
+        </w:rPr>
+        <w:t>Kdy</w:t>
+      </w:r>
+      <w:proofErr w:type="gramEnd"/>
+      <w:r>
+        <w:rPr>
+          <w:b/>
+          <w:bCs/>
+        </w:rPr>
+        <w:t xml:space="preserve"> je možné použít vícenásobnou dědičnost? Uveďte příklad.</w:t>
+      </w:r>
+      <w:r>
+        <w:t xml:space="preserve"> Skvěle se hodí pro přidávání specifických schopností pomocí čistě abstraktních tříd (tzv. </w:t>
+      </w:r>
+      <w:proofErr w:type="spellStart"/>
+      <w:r>
+        <w:t>mixins</w:t>
+      </w:r>
+      <w:proofErr w:type="spellEnd"/>
+      <w:r>
+        <w:t xml:space="preserve">), např. třída </w:t>
+      </w:r>
+      <w:proofErr w:type="spellStart"/>
+      <w:r>
+        <w:t>Hrac</w:t>
+      </w:r>
+      <w:proofErr w:type="spellEnd"/>
+      <w:r>
+        <w:t xml:space="preserve"> dědí od Postava a z rozhraní </w:t>
+      </w:r>
+      <w:proofErr w:type="spellStart"/>
+      <w:r>
+        <w:t>IUkladatelny</w:t>
+      </w:r>
+      <w:proofErr w:type="spellEnd"/>
+      <w:r>
+        <w:t>.</w:t>
+      </w:r>
+    </w:p>
+    <w:p>
+      <w:proofErr w:type="gramStart"/>
+      <w:r>
+        <w:t xml:space="preserve">  </w:t>
+      </w:r>
+      <w:r>
+        <w:rPr>
+          <w:b/>
+          <w:bCs/>
+        </w:rPr>
+        <w:t>Jaké</w:t>
+      </w:r>
+      <w:proofErr w:type="gramEnd"/>
+      <w:r>
+        <w:rPr>
+          <w:b/>
+          <w:bCs/>
+        </w:rPr>
+        <w:t xml:space="preserve"> problémy mohou nastat při použití vícenásobné dědičnosti? Uveďte příklad</w:t>
+      </w:r>
+      <w:r>
+        <w:t xml:space="preserve"> Typicky jde o konflikty jmen, kdy se překladač nedokáže rozhodnout, kterou ze dvou stejnojmenných metod </w:t>
+      </w:r>
+      <w:proofErr w:type="gramStart"/>
+      <w:r>
+        <w:t>Tiskni(</w:t>
+      </w:r>
+      <w:proofErr w:type="gramEnd"/>
+      <w:r>
+        <w:t>) ze dvou různých předků má zavolat.</w:t>
+      </w:r>
+    </w:p>
+    <w:p>
+      <w:proofErr w:type="gramStart"/>
+      <w:r>
+        <w:t xml:space="preserve">  </w:t>
+      </w:r>
+      <w:r>
+        <w:rPr>
+          <w:b/>
+          <w:bCs/>
+        </w:rPr>
+        <w:t>Co</w:t>
+      </w:r>
+      <w:proofErr w:type="gramEnd"/>
+      <w:r>
+        <w:rPr>
+          <w:b/>
+          <w:bCs/>
+        </w:rPr>
+        <w:t xml:space="preserve"> je opakovaná dědičnost? Uveďte příklady.</w:t>
+      </w:r>
+      <w:r>
+        <w:t xml:space="preserve"> Nastává ve vícenásobné dědičnosti, když jsou do hierarchie začleněni dva předci mající stejného nadřazeného předka, což se v C++ řeší virtuální dědičností.</w:t>
+      </w:r>
+    </w:p>
+    <w:p>
+      <w:proofErr w:type="gramStart"/>
+      <w:r>
+        <w:t xml:space="preserve">  </w:t>
+      </w:r>
+      <w:r>
+        <w:rPr>
+          <w:b/>
+          <w:bCs/>
+        </w:rPr>
+        <w:t>Proč</w:t>
+      </w:r>
+      <w:proofErr w:type="gramEnd"/>
+      <w:r>
+        <w:rPr>
+          <w:b/>
+          <w:bCs/>
+        </w:rPr>
+        <w:t xml:space="preserve"> můžeme potřebovat vícenásobnou dědičnost? S čím to souvisí?</w:t>
+      </w:r>
+      <w:r>
+        <w:t xml:space="preserve"> Protože některé objekty reálného světa přirozeně zastávají několik nesouvisejících rolí najednou a chceme znovupoužít kód pro každou tuto roli.</w:t>
+      </w:r>
+    </w:p>
+    <w:p>
+      <w:proofErr w:type="gramStart"/>
+      <w:r>
+        <w:lastRenderedPageBreak/>
+        <w:t xml:space="preserve">  </w:t>
+      </w:r>
+      <w:r>
+        <w:rPr>
+          <w:b/>
+          <w:bCs/>
+        </w:rPr>
+        <w:t>Co</w:t>
+      </w:r>
+      <w:proofErr w:type="gramEnd"/>
+      <w:r>
+        <w:rPr>
+          <w:b/>
+          <w:bCs/>
+        </w:rPr>
+        <w:t xml:space="preserve"> rozumíme pojmem generičnost a čím je reprezentována v C++?</w:t>
+      </w:r>
+      <w:r>
+        <w:t xml:space="preserve"> Schopnost psát algoritmy nezávislé na konkrétních datových typech, což se v C++ dělá pomocí šablon (</w:t>
+      </w:r>
+      <w:proofErr w:type="spellStart"/>
+      <w:r>
+        <w:t>templates</w:t>
+      </w:r>
+      <w:proofErr w:type="spellEnd"/>
+      <w:r>
+        <w:t>).</w:t>
+      </w:r>
+    </w:p>
+    <w:p>
+      <w:proofErr w:type="gramStart"/>
+      <w:r>
+        <w:t xml:space="preserve">  </w:t>
+      </w:r>
+      <w:r>
+        <w:rPr>
+          <w:b/>
+          <w:bCs/>
+        </w:rPr>
+        <w:t>Vysvětlete</w:t>
+      </w:r>
+      <w:proofErr w:type="gramEnd"/>
+      <w:r>
+        <w:rPr>
+          <w:b/>
+          <w:bCs/>
+        </w:rPr>
+        <w:t xml:space="preserve"> rozdíl mezi abstrakcí založené na dědičnosti a generičnosti.</w:t>
+      </w:r>
+      <w:r>
+        <w:t xml:space="preserve"> Dědičnost využívá abstrakci za běhu programu přes společného předka, zatímco generičnost generuje konkrétní nezávislé kódy už během překladu na základě poskytnutého typu.</w:t>
+      </w:r>
+    </w:p>
+    <w:p>
+      <w:proofErr w:type="gramStart"/>
+      <w:r>
+        <w:t xml:space="preserve">  </w:t>
+      </w:r>
+      <w:r>
+        <w:rPr>
+          <w:b/>
+          <w:bCs/>
+        </w:rPr>
+        <w:t>Kdy</w:t>
+      </w:r>
+      <w:proofErr w:type="gramEnd"/>
+      <w:r>
+        <w:rPr>
+          <w:b/>
+          <w:bCs/>
+        </w:rPr>
+        <w:t xml:space="preserve"> je potřeba použít generičnost?</w:t>
+      </w:r>
+      <w:r>
+        <w:t xml:space="preserve"> Pokud píšeme kontejner (např. zásobník nebo pole) nebo algoritmus (např. řazení), jehož vnitřní logika je naprosto stejná pro celá čísla, texty i složité objekty.</w:t>
+      </w:r>
+    </w:p>
+    <w:p>
+      <w:proofErr w:type="gramStart"/>
+      <w:r>
+        <w:t xml:space="preserve">  </w:t>
+      </w:r>
+      <w:r>
+        <w:rPr>
+          <w:b/>
+          <w:bCs/>
+        </w:rPr>
+        <w:t>Které</w:t>
+      </w:r>
+      <w:proofErr w:type="gramEnd"/>
+      <w:r>
+        <w:rPr>
+          <w:b/>
+          <w:bCs/>
+        </w:rPr>
+        <w:t xml:space="preserve"> operace je možno použít pro entity generického typu?</w:t>
+      </w:r>
+      <w:r>
+        <w:t xml:space="preserve"> Uvnitř generické třídy nebo funkce smíme na typ použít jen ty operátory a metody, které bude s jistotou garantovat každý typ, kterým šablonu později naplníme.</w:t>
+      </w:r>
+    </w:p>
+    <w:p>
+      <w:proofErr w:type="gramStart"/>
+      <w:r>
+        <w:t xml:space="preserve">  </w:t>
+      </w:r>
+      <w:r>
+        <w:rPr>
+          <w:b/>
+          <w:bCs/>
+        </w:rPr>
+        <w:t>Co</w:t>
+      </w:r>
+      <w:proofErr w:type="gramEnd"/>
+      <w:r>
+        <w:rPr>
+          <w:b/>
+          <w:bCs/>
+        </w:rPr>
+        <w:t xml:space="preserve"> je potřeba k návrhu generické třídy?</w:t>
+      </w:r>
+      <w:r>
+        <w:t xml:space="preserve"> Identifikovat datový typ, který chceme udělat variabilním, nahradit ho zástupným identifikátorem (např. T) a předřadit klíčové slovo </w:t>
+      </w:r>
+      <w:proofErr w:type="spellStart"/>
+      <w:r>
+        <w:t>template</w:t>
+      </w:r>
+      <w:proofErr w:type="spellEnd"/>
+      <w:r>
+        <w:t xml:space="preserve"> &lt;</w:t>
+      </w:r>
+      <w:proofErr w:type="spellStart"/>
+      <w:r>
+        <w:t>typename</w:t>
+      </w:r>
+      <w:proofErr w:type="spellEnd"/>
+      <w:r>
+        <w:t xml:space="preserve"> T&gt;.</w:t>
+      </w:r>
+    </w:p>
+    <w:p>
+      <w:proofErr w:type="gramStart"/>
+      <w:r>
+        <w:t xml:space="preserve">  </w:t>
+      </w:r>
+      <w:r>
+        <w:rPr>
+          <w:b/>
+          <w:bCs/>
+        </w:rPr>
+        <w:t>Jaká</w:t>
+      </w:r>
+      <w:proofErr w:type="gramEnd"/>
+      <w:r>
+        <w:rPr>
+          <w:b/>
+          <w:bCs/>
+        </w:rPr>
+        <w:t xml:space="preserve"> jsou omezení generičnosti?</w:t>
+      </w:r>
+      <w:r>
+        <w:t xml:space="preserve"> Kompilace kódu trvá déle, chybová hlášení kompilátoru bývají velmi špatně čitelná a příliš mnoho různých </w:t>
+      </w:r>
+      <w:proofErr w:type="spellStart"/>
+      <w:r>
+        <w:t>instanciací</w:t>
+      </w:r>
+      <w:proofErr w:type="spellEnd"/>
+      <w:r>
+        <w:t xml:space="preserve"> může výrazně nafouknout výslednou velikost programu.</w:t>
+      </w:r>
+    </w:p>
+    <w:p>
+      <w:proofErr w:type="gramStart"/>
+      <w:r>
+        <w:t xml:space="preserve">  </w:t>
+      </w:r>
+      <w:r>
+        <w:rPr>
+          <w:b/>
+          <w:bCs/>
+        </w:rPr>
+        <w:t>Jak</w:t>
+      </w:r>
+      <w:proofErr w:type="gramEnd"/>
+      <w:r>
+        <w:rPr>
+          <w:b/>
+          <w:bCs/>
+        </w:rPr>
+        <w:t xml:space="preserve"> implementovat generickou třídu v C++ (deklarace i definice)?</w:t>
+      </w:r>
+      <w:r>
+        <w:t xml:space="preserve"> Je nezbytné klíčové slovo </w:t>
+      </w:r>
+      <w:proofErr w:type="spellStart"/>
+      <w:r>
+        <w:t>template</w:t>
+      </w:r>
+      <w:proofErr w:type="spellEnd"/>
+      <w:r>
+        <w:t xml:space="preserve"> &lt;</w:t>
+      </w:r>
+      <w:proofErr w:type="spellStart"/>
+      <w:r>
+        <w:t>typename</w:t>
+      </w:r>
+      <w:proofErr w:type="spellEnd"/>
+      <w:r>
+        <w:t xml:space="preserve"> T&gt; zapsat jak před deklaraci samotné třídy, tak před vnější definici každé její metody.</w:t>
+      </w:r>
+    </w:p>
+    <w:p>
+      <w:proofErr w:type="gramStart"/>
+      <w:r>
+        <w:t xml:space="preserve">  </w:t>
+      </w:r>
+      <w:r>
+        <w:rPr>
+          <w:b/>
+          <w:bCs/>
+        </w:rPr>
+        <w:t>Kolik</w:t>
+      </w:r>
+      <w:proofErr w:type="gramEnd"/>
+      <w:r>
+        <w:rPr>
+          <w:b/>
+          <w:bCs/>
+        </w:rPr>
+        <w:t xml:space="preserve"> implementací generické třídy budeme mít, pokud použijeme deset jejích instancí, ale všechny jen pro jeden stejný generický parametr? Proč?</w:t>
+      </w:r>
+      <w:r>
+        <w:t xml:space="preserve"> Vytvoří se přesně jedna sdílená implementace v binárním kódu, protože kompilátor generuje kód na základě unikátního předaného typu, bez ohledu na to, kolik objektů stejného typu vytvoříte.</w:t>
+      </w:r>
+    </w:p>
+    <w:p/>
     <w:sectPr>
       <w:pgSz w:w="11906" w:h="16838"/>
       <w:pgMar w:top="1417" w:right="1417" w:bottom="1417" w:left="1417" w:header="708" w:footer="708" w:gutter="0"/>
